--- a/ASmart_шпаргалка.docx
+++ b/ASmart_шпаргалка.docx
@@ -4,14 +4,14 @@
   <w:body>
     <w:p>
       <w:pPr>
-        <w:spacing w:after="80"/>
+        <w:spacing w:after="60"/>
         <w:jc w:val="center"/>
       </w:pPr>
       <w:r>
         <w:rPr>
           <w:rFonts w:ascii="Arial" w:hAnsi="Arial" w:eastAsia="Arial"/>
           <w:b/>
-          <w:sz w:val="26"/>
+          <w:sz w:val="24"/>
         </w:rPr>
         <w:t>ASmart — шпаргалка у терминала</w:t>
       </w:r>
@@ -23,12 +23,12 @@
           <w:b w:val="0"/>
           <w:sz w:val="18"/>
         </w:rPr>
-        <w:t>Индикаторы не торгуют. Сделку открываете вы. На графике оба: SMC (структура/блоки) + Tools (свечи/стрелка). ТФ: крипто M1–M5, форекс M5–M15.</w:t>
+        <w:t>Индикаторы не торгуют. Сделку открываете вы. Оба на графике: SMC (структура/блоки) + Tools (свечи/стрелка). ТФ: крипто M1–M5, форекс M5–M15.</w:t>
       </w:r>
     </w:p>
     <w:p>
       <w:pPr>
-        <w:spacing w:before="120" w:after="40"/>
+        <w:spacing w:before="100" w:after="40"/>
       </w:pPr>
       <w:r>
         <w:rPr>
@@ -37,7 +37,289 @@
           <w:color w:val="143C78"/>
           <w:sz w:val="20"/>
         </w:rPr>
-        <w:t>1. Карта графика</w:t>
+        <w:t>1. Формула входа</w:t>
+      </w:r>
+    </w:p>
+    <w:p>
+      <w:pPr>
+        <w:spacing w:before="40" w:after="40"/>
+        <w:jc w:val="center"/>
+      </w:pPr>
+      <w:r>
+        <w:drawing>
+          <wp:inline xmlns:a="http://schemas.openxmlformats.org/drawingml/2006/main" xmlns:pic="http://schemas.openxmlformats.org/drawingml/2006/picture">
+            <wp:extent cx="6480000" cy="1767273"/>
+            <wp:docPr id="1" name="Picture 1"/>
+            <wp:cNvGraphicFramePr>
+              <a:graphicFrameLocks noChangeAspect="1"/>
+            </wp:cNvGraphicFramePr>
+            <a:graphic>
+              <a:graphicData uri="http://schemas.openxmlformats.org/drawingml/2006/picture">
+                <pic:pic>
+                  <pic:nvPicPr>
+                    <pic:cNvPr id="0" name="fig_entry.png"/>
+                    <pic:cNvPicPr/>
+                  </pic:nvPicPr>
+                  <pic:blipFill>
+                    <a:blip r:embed="rId9"/>
+                    <a:stretch>
+                      <a:fillRect/>
+                    </a:stretch>
+                  </pic:blipFill>
+                  <pic:spPr>
+                    <a:xfrm>
+                      <a:off x="0" y="0"/>
+                      <a:ext cx="6480000" cy="1767273"/>
+                    </a:xfrm>
+                    <a:prstGeom prst="rect"/>
+                  </pic:spPr>
+                </pic:pic>
+              </a:graphicData>
+            </a:graphic>
+          </wp:inline>
+        </w:drawing>
+      </w:r>
+    </w:p>
+    <w:p>
+      <w:r>
+        <w:rPr>
+          <w:rFonts w:ascii="Arial" w:hAnsi="Arial" w:eastAsia="Arial"/>
+          <w:b/>
+          <w:sz w:val="18"/>
+        </w:rPr>
+        <w:t>Живой блок своего направления + тест/пробой с возвратом + закрытая свеча того же направления. Без одного из трёх — нет сделки.</w:t>
+      </w:r>
+    </w:p>
+    <w:p>
+      <w:pPr>
+        <w:spacing w:before="100" w:after="40"/>
+      </w:pPr>
+      <w:r>
+        <w:rPr>
+          <w:rFonts w:ascii="Arial" w:hAnsi="Arial" w:eastAsia="Arial"/>
+          <w:b/>
+          <w:color w:val="143C78"/>
+          <w:sz w:val="20"/>
+        </w:rPr>
+        <w:t>2. «Не SMT и не Previous OB-EXT» — что это значит</w:t>
+      </w:r>
+    </w:p>
+    <w:p>
+      <w:r>
+        <w:rPr>
+          <w:rFonts w:ascii="Arial" w:hAnsi="Arial" w:eastAsia="Arial"/>
+          <w:b w:val="0"/>
+          <w:sz w:val="18"/>
+        </w:rPr>
+        <w:t>На графике могут быть разные подписи у прямоугольников. Во вход идут только свежий бычий/медвежий OB-EXT или OB-IDM.</w:t>
+      </w:r>
+    </w:p>
+    <w:p>
+      <w:pPr>
+        <w:pStyle w:val="ListBullet"/>
+        <w:spacing w:after="0" w:before="0"/>
+        <w:ind w:left="198"/>
+      </w:pPr>
+      <w:r>
+        <w:rPr>
+          <w:rFonts w:ascii="Arial" w:hAnsi="Arial" w:eastAsia="Arial"/>
+          <w:b w:val="0"/>
+          <w:sz w:val="16"/>
+        </w:rPr>
+        <w:t>OB-EXT — сильный свежий блок: последняя противоположная свеча ноги, которая сломала уровень (BoS/ChoCh).</w:t>
+      </w:r>
+    </w:p>
+    <w:p>
+      <w:pPr>
+        <w:pStyle w:val="ListBullet"/>
+        <w:spacing w:after="0" w:before="0"/>
+        <w:ind w:left="198"/>
+      </w:pPr>
+      <w:r>
+        <w:rPr>
+          <w:rFonts w:ascii="Arial" w:hAnsi="Arial" w:eastAsia="Arial"/>
+          <w:b w:val="0"/>
+          <w:sz w:val="16"/>
+        </w:rPr>
+        <w:t>OB-IDM — слабый свежий блок на свече отката IDM. Вход можно, но риск меньше.</w:t>
+      </w:r>
+    </w:p>
+    <w:p>
+      <w:pPr>
+        <w:pStyle w:val="ListBullet"/>
+        <w:spacing w:after="0" w:before="0"/>
+        <w:ind w:left="198"/>
+      </w:pPr>
+      <w:r>
+        <w:rPr>
+          <w:rFonts w:ascii="Arial" w:hAnsi="Arial" w:eastAsia="Arial"/>
+          <w:b w:val="0"/>
+          <w:sz w:val="16"/>
+        </w:rPr>
+        <w:t>Previous OB-EXT — предыдущий сильный блок. Это память «где уже был EXT», не новая точка входа. Сам по себе сигнал не даёт.</w:t>
+      </w:r>
+    </w:p>
+    <w:p>
+      <w:pPr>
+        <w:pStyle w:val="ListBullet"/>
+        <w:spacing w:after="0" w:before="0"/>
+        <w:ind w:left="198"/>
+      </w:pPr>
+      <w:r>
+        <w:rPr>
+          <w:rFonts w:ascii="Arial" w:hAnsi="Arial" w:eastAsia="Arial"/>
+          <w:b w:val="0"/>
+          <w:sz w:val="16"/>
+        </w:rPr>
+        <w:t>SMT — ловушка: фитиль прошил ордер-блок, а закрытие вернулось. Крупный капитал «нарисовал» ложный блок. Как OB-EXT/OB-IDM не торгуется.</w:t>
+      </w:r>
+    </w:p>
+    <w:p>
+      <w:pPr>
+        <w:spacing w:before="40" w:after="40"/>
+        <w:jc w:val="center"/>
+      </w:pPr>
+      <w:r>
+        <w:drawing>
+          <wp:inline xmlns:a="http://schemas.openxmlformats.org/drawingml/2006/main" xmlns:pic="http://schemas.openxmlformats.org/drawingml/2006/picture">
+            <wp:extent cx="6480000" cy="2474182"/>
+            <wp:docPr id="2" name="Picture 2"/>
+            <wp:cNvGraphicFramePr>
+              <a:graphicFrameLocks noChangeAspect="1"/>
+            </wp:cNvGraphicFramePr>
+            <a:graphic>
+              <a:graphicData uri="http://schemas.openxmlformats.org/drawingml/2006/picture">
+                <pic:pic>
+                  <pic:nvPicPr>
+                    <pic:cNvPr id="0" name="fig_smt_prev.png"/>
+                    <pic:cNvPicPr/>
+                  </pic:nvPicPr>
+                  <pic:blipFill>
+                    <a:blip r:embed="rId10"/>
+                    <a:stretch>
+                      <a:fillRect/>
+                    </a:stretch>
+                  </pic:blipFill>
+                  <pic:spPr>
+                    <a:xfrm>
+                      <a:off x="0" y="0"/>
+                      <a:ext cx="6480000" cy="2474182"/>
+                    </a:xfrm>
+                    <a:prstGeom prst="rect"/>
+                  </pic:spPr>
+                </pic:pic>
+              </a:graphicData>
+            </a:graphic>
+          </wp:inline>
+        </w:drawing>
+      </w:r>
+    </w:p>
+    <w:p>
+      <w:pPr>
+        <w:spacing w:before="100" w:after="40"/>
+      </w:pPr>
+      <w:r>
+        <w:rPr>
+          <w:rFonts w:ascii="Arial" w:hAnsi="Arial" w:eastAsia="Arial"/>
+          <w:b/>
+          <w:color w:val="143C78"/>
+          <w:sz w:val="20"/>
+        </w:rPr>
+        <w:t>3. Live-пунктир — что это</w:t>
+      </w:r>
+    </w:p>
+    <w:p>
+      <w:r>
+        <w:rPr>
+          <w:rFonts w:ascii="Arial" w:hAnsi="Arial" w:eastAsia="Arial"/>
+          <w:b w:val="0"/>
+          <w:sz w:val="18"/>
+        </w:rPr>
+        <w:t>Live BoS / Live ChoCh / Live IDM — предварительная метка на ещё не закрытой свече (пунктир / live-подпись). Индикатор говорит: «похоже, сейчас формируется слом или IDM».</w:t>
+      </w:r>
+    </w:p>
+    <w:p>
+      <w:pPr>
+        <w:pStyle w:val="ListBullet"/>
+        <w:spacing w:after="0" w:before="0"/>
+        <w:ind w:left="198"/>
+      </w:pPr>
+      <w:r>
+        <w:rPr>
+          <w:rFonts w:ascii="Arial" w:hAnsi="Arial" w:eastAsia="Arial"/>
+          <w:b w:val="0"/>
+          <w:sz w:val="16"/>
+        </w:rPr>
+        <w:t>Свеча ещё открыта → цена может вернуться, метка исчезнет или сменится. Это не вход.</w:t>
+      </w:r>
+    </w:p>
+    <w:p>
+      <w:pPr>
+        <w:pStyle w:val="ListBullet"/>
+        <w:spacing w:after="0" w:before="0"/>
+        <w:ind w:left="198"/>
+      </w:pPr>
+      <w:r>
+        <w:rPr>
+          <w:rFonts w:ascii="Arial" w:hAnsi="Arial" w:eastAsia="Arial"/>
+          <w:b w:val="0"/>
+          <w:sz w:val="16"/>
+        </w:rPr>
+        <w:t>Вход только после закрытия свечи: подтверждённый BoS/ChoCh/IDM + свой блок + своя закрытая сигнальная свеча (и/или стрелка Tools).</w:t>
+      </w:r>
+    </w:p>
+    <w:p>
+      <w:pPr>
+        <w:spacing w:before="40" w:after="40"/>
+        <w:jc w:val="center"/>
+      </w:pPr>
+      <w:r>
+        <w:drawing>
+          <wp:inline xmlns:a="http://schemas.openxmlformats.org/drawingml/2006/main" xmlns:pic="http://schemas.openxmlformats.org/drawingml/2006/picture">
+            <wp:extent cx="6480000" cy="2120727"/>
+            <wp:docPr id="3" name="Picture 3"/>
+            <wp:cNvGraphicFramePr>
+              <a:graphicFrameLocks noChangeAspect="1"/>
+            </wp:cNvGraphicFramePr>
+            <a:graphic>
+              <a:graphicData uri="http://schemas.openxmlformats.org/drawingml/2006/picture">
+                <pic:pic>
+                  <pic:nvPicPr>
+                    <pic:cNvPr id="0" name="fig_live.png"/>
+                    <pic:cNvPicPr/>
+                  </pic:nvPicPr>
+                  <pic:blipFill>
+                    <a:blip r:embed="rId11"/>
+                    <a:stretch>
+                      <a:fillRect/>
+                    </a:stretch>
+                  </pic:blipFill>
+                  <pic:spPr>
+                    <a:xfrm>
+                      <a:off x="0" y="0"/>
+                      <a:ext cx="6480000" cy="2120727"/>
+                    </a:xfrm>
+                    <a:prstGeom prst="rect"/>
+                  </pic:spPr>
+                </pic:pic>
+              </a:graphicData>
+            </a:graphic>
+          </wp:inline>
+        </w:drawing>
+      </w:r>
+    </w:p>
+    <w:p>
+      <w:pPr>
+        <w:spacing w:before="100" w:after="40"/>
+      </w:pPr>
+      <w:r>
+        <w:rPr>
+          <w:rFonts w:ascii="Arial" w:hAnsi="Arial" w:eastAsia="Arial"/>
+          <w:b/>
+          <w:color w:val="143C78"/>
+          <w:sz w:val="20"/>
+        </w:rPr>
+        <w:t>4. Карта остальных меток</w:t>
       </w:r>
     </w:p>
     <w:tbl>
@@ -48,14 +330,14 @@
         <w:tblLook w:firstColumn="1" w:firstRow="1" w:lastColumn="0" w:lastRow="0" w:noHBand="0" w:noVBand="1" w:val="04A0"/>
       </w:tblPr>
       <w:tblGrid>
-        <w:gridCol w:w="3439"/>
-        <w:gridCol w:w="3439"/>
-        <w:gridCol w:w="3439"/>
+        <w:gridCol w:w="3477"/>
+        <w:gridCol w:w="3477"/>
+        <w:gridCol w:w="3477"/>
       </w:tblGrid>
       <w:tr>
         <w:tc>
           <w:tcPr>
-            <w:tcW w:type="dxa" w:w="2381"/>
+            <w:tcW w:type="dxa" w:w="2268"/>
             <w:shd w:fill="D9E2F3" w:val="clear"/>
           </w:tcPr>
           <w:p>
@@ -66,13 +348,13 @@
                 <w:b/>
                 <w:sz w:val="16"/>
               </w:rPr>
-              <w:t>Что видите</w:t>
+              <w:t>Метка</w:t>
             </w:r>
           </w:p>
         </w:tc>
         <w:tc>
           <w:tcPr>
-            <w:tcW w:type="dxa" w:w="3969"/>
+            <w:tcW w:type="dxa" w:w="5953"/>
             <w:shd w:fill="D9E2F3" w:val="clear"/>
           </w:tcPr>
           <w:p>
@@ -83,13 +365,13 @@
                 <w:b/>
                 <w:sz w:val="16"/>
               </w:rPr>
-              <w:t>Как появляется</w:t>
+              <w:t>Смысл</w:t>
             </w:r>
           </w:p>
         </w:tc>
         <w:tc>
           <w:tcPr>
-            <w:tcW w:type="dxa" w:w="3402"/>
+            <w:tcW w:type="dxa" w:w="2098"/>
             <w:shd w:fill="D9E2F3" w:val="clear"/>
           </w:tcPr>
           <w:p>
@@ -100,7 +382,7 @@
                 <w:b/>
                 <w:sz w:val="16"/>
               </w:rPr>
-              <w:t>На решение</w:t>
+              <w:t>Вход?</w:t>
             </w:r>
           </w:p>
         </w:tc>
@@ -108,7 +390,7 @@
       <w:tr>
         <w:tc>
           <w:tcPr>
-            <w:tcW w:type="dxa" w:w="2381"/>
+            <w:tcW w:type="dxa" w:w="2268"/>
           </w:tcPr>
           <w:p>
             <w:r/>
@@ -116,15 +398,15 @@
               <w:rPr>
                 <w:rFonts w:ascii="Arial" w:hAnsi="Arial" w:eastAsia="Arial"/>
                 <w:b w:val="0"/>
-                <w:sz w:val="16"/>
+                <w:sz w:val="14"/>
               </w:rPr>
-              <w:t>SMC_Trend (точки внизу)</w:t>
+              <w:t>SMC_Trend</w:t>
             </w:r>
           </w:p>
         </w:tc>
         <w:tc>
           <w:tcPr>
-            <w:tcW w:type="dxa" w:w="3969"/>
+            <w:tcW w:type="dxa" w:w="5953"/>
           </w:tcPr>
           <w:p>
             <w:r/>
@@ -132,15 +414,15 @@
               <w:rPr>
                 <w:rFonts w:ascii="Arial" w:hAnsi="Arial" w:eastAsia="Arial"/>
                 <w:b w:val="0"/>
-                <w:sz w:val="16"/>
+                <w:sz w:val="14"/>
               </w:rPr>
-              <w:t>Бирюза = покупки, красный = продажи; цвет меняется по истории</w:t>
+              <w:t>Бирюза — покупки, красный — продажи (фон по истории)</w:t>
             </w:r>
           </w:p>
         </w:tc>
         <w:tc>
           <w:tcPr>
-            <w:tcW w:type="dxa" w:w="3402"/>
+            <w:tcW w:type="dxa" w:w="2098"/>
           </w:tcPr>
           <w:p>
             <w:r/>
@@ -148,9 +430,9 @@
               <w:rPr>
                 <w:rFonts w:ascii="Arial" w:hAnsi="Arial" w:eastAsia="Arial"/>
                 <w:b w:val="0"/>
-                <w:sz w:val="16"/>
+                <w:sz w:val="14"/>
               </w:rPr>
-              <w:t>Фон. Не входите против текущего цвета без своей структуры</w:t>
+              <w:t>Только фильтр</w:t>
             </w:r>
           </w:p>
         </w:tc>
@@ -158,7 +440,7 @@
       <w:tr>
         <w:tc>
           <w:tcPr>
-            <w:tcW w:type="dxa" w:w="2381"/>
+            <w:tcW w:type="dxa" w:w="2268"/>
           </w:tcPr>
           <w:p>
             <w:r/>
@@ -166,15 +448,15 @@
               <w:rPr>
                 <w:rFonts w:ascii="Arial" w:hAnsi="Arial" w:eastAsia="Arial"/>
                 <w:b w:val="0"/>
-                <w:sz w:val="16"/>
+                <w:sz w:val="14"/>
               </w:rPr>
-              <w:t>BoS (кружок + подпись)</w:t>
+              <w:t>BoS (кружок)</w:t>
             </w:r>
           </w:p>
         </w:tc>
         <w:tc>
           <w:tcPr>
-            <w:tcW w:type="dxa" w:w="3969"/>
+            <w:tcW w:type="dxa" w:w="5953"/>
           </w:tcPr>
           <w:p>
             <w:r/>
@@ -182,15 +464,15 @@
               <w:rPr>
                 <w:rFonts w:ascii="Arial" w:hAnsi="Arial" w:eastAsia="Arial"/>
                 <w:b w:val="0"/>
-                <w:sz w:val="16"/>
+                <w:sz w:val="14"/>
               </w:rPr>
-              <w:t>Закрытие за прошлым хаем/лоем по тренду</w:t>
+              <w:t>Закрытие за экстремумом по тренду</w:t>
             </w:r>
           </w:p>
         </w:tc>
         <w:tc>
           <w:tcPr>
-            <w:tcW w:type="dxa" w:w="3402"/>
+            <w:tcW w:type="dxa" w:w="2098"/>
           </w:tcPr>
           <w:p>
             <w:r/>
@@ -198,9 +480,9 @@
               <w:rPr>
                 <w:rFonts w:ascii="Arial" w:hAnsi="Arial" w:eastAsia="Arial"/>
                 <w:b w:val="0"/>
-                <w:sz w:val="16"/>
+                <w:sz w:val="14"/>
               </w:rPr>
-              <w:t>Тренд жив. Само по себе не вход</w:t>
+              <w:t>Нет, только структура</w:t>
             </w:r>
           </w:p>
         </w:tc>
@@ -208,7 +490,7 @@
       <w:tr>
         <w:tc>
           <w:tcPr>
-            <w:tcW w:type="dxa" w:w="2381"/>
+            <w:tcW w:type="dxa" w:w="2268"/>
           </w:tcPr>
           <w:p>
             <w:r/>
@@ -216,7 +498,7 @@
               <w:rPr>
                 <w:rFonts w:ascii="Arial" w:hAnsi="Arial" w:eastAsia="Arial"/>
                 <w:b w:val="0"/>
-                <w:sz w:val="16"/>
+                <w:sz w:val="14"/>
               </w:rPr>
               <w:t>ChoCh</w:t>
             </w:r>
@@ -224,7 +506,7 @@
         </w:tc>
         <w:tc>
           <w:tcPr>
-            <w:tcW w:type="dxa" w:w="3969"/>
+            <w:tcW w:type="dxa" w:w="5953"/>
           </w:tcPr>
           <w:p>
             <w:r/>
@@ -232,7 +514,7 @@
               <w:rPr>
                 <w:rFonts w:ascii="Arial" w:hAnsi="Arial" w:eastAsia="Arial"/>
                 <w:b w:val="0"/>
-                <w:sz w:val="16"/>
+                <w:sz w:val="14"/>
               </w:rPr>
               <w:t>Первое закрытие против тренда</w:t>
             </w:r>
@@ -240,7 +522,7 @@
         </w:tc>
         <w:tc>
           <w:tcPr>
-            <w:tcW w:type="dxa" w:w="3402"/>
+            <w:tcW w:type="dxa" w:w="2098"/>
           </w:tcPr>
           <w:p>
             <w:r/>
@@ -248,9 +530,9 @@
               <w:rPr>
                 <w:rFonts w:ascii="Arial" w:hAnsi="Arial" w:eastAsia="Arial"/>
                 <w:b w:val="0"/>
-                <w:sz w:val="16"/>
+                <w:sz w:val="14"/>
               </w:rPr>
-              <w:t>Старое направление не брать, пока нет нового блока + свечи</w:t>
+              <w:t>Старое направление не брать</w:t>
             </w:r>
           </w:p>
         </w:tc>
@@ -258,7 +540,7 @@
       <w:tr>
         <w:tc>
           <w:tcPr>
-            <w:tcW w:type="dxa" w:w="2381"/>
+            <w:tcW w:type="dxa" w:w="2268"/>
           </w:tcPr>
           <w:p>
             <w:r/>
@@ -266,7 +548,7 @@
               <w:rPr>
                 <w:rFonts w:ascii="Arial" w:hAnsi="Arial" w:eastAsia="Arial"/>
                 <w:b w:val="0"/>
-                <w:sz w:val="16"/>
+                <w:sz w:val="14"/>
               </w:rPr>
               <w:t>IDM</w:t>
             </w:r>
@@ -274,7 +556,7 @@
         </w:tc>
         <w:tc>
           <w:tcPr>
-            <w:tcW w:type="dxa" w:w="3969"/>
+            <w:tcW w:type="dxa" w:w="5953"/>
           </w:tcPr>
           <w:p>
             <w:r/>
@@ -282,15 +564,15 @@
               <w:rPr>
                 <w:rFonts w:ascii="Arial" w:hAnsi="Arial" w:eastAsia="Arial"/>
                 <w:b w:val="0"/>
-                <w:sz w:val="16"/>
+                <w:sz w:val="14"/>
               </w:rPr>
-              <w:t>Первый откат после слома</w:t>
+              <w:t>Первый откат после слома; пока не сняли фитилём — слом сырой</w:t>
             </w:r>
           </w:p>
         </w:tc>
         <w:tc>
           <w:tcPr>
-            <w:tcW w:type="dxa" w:w="3402"/>
+            <w:tcW w:type="dxa" w:w="2098"/>
           </w:tcPr>
           <w:p>
             <w:r/>
@@ -298,9 +580,9 @@
               <w:rPr>
                 <w:rFonts w:ascii="Arial" w:hAnsi="Arial" w:eastAsia="Arial"/>
                 <w:b w:val="0"/>
-                <w:sz w:val="16"/>
+                <w:sz w:val="14"/>
               </w:rPr>
-              <w:t>Пока фитилём не сняли IDM — слом «сырой». Live IDM — не вход</w:t>
+              <w:t>Нет</w:t>
             </w:r>
           </w:p>
         </w:tc>
@@ -308,7 +590,7 @@
       <w:tr>
         <w:tc>
           <w:tcPr>
-            <w:tcW w:type="dxa" w:w="2381"/>
+            <w:tcW w:type="dxa" w:w="2268"/>
           </w:tcPr>
           <w:p>
             <w:r/>
@@ -316,15 +598,15 @@
               <w:rPr>
                 <w:rFonts w:ascii="Arial" w:hAnsi="Arial" w:eastAsia="Arial"/>
                 <w:b w:val="0"/>
-                <w:sz w:val="16"/>
+                <w:sz w:val="14"/>
               </w:rPr>
-              <w:t>OB-EXT (сильный блок)</w:t>
+              <w:t>FVG / сессии / EQH / PDH</w:t>
             </w:r>
           </w:p>
         </w:tc>
         <w:tc>
           <w:tcPr>
-            <w:tcW w:type="dxa" w:w="3969"/>
+            <w:tcW w:type="dxa" w:w="5953"/>
           </w:tcPr>
           <w:p>
             <w:r/>
@@ -332,15 +614,15 @@
               <w:rPr>
                 <w:rFonts w:ascii="Arial" w:hAnsi="Arial" w:eastAsia="Arial"/>
                 <w:b w:val="0"/>
-                <w:sz w:val="16"/>
+                <w:sz w:val="14"/>
               </w:rPr>
-              <w:t>Последняя противоположная свеча ноги, которая сделала BoS/ChoCh. Пунктир до пробоя</w:t>
+              <w:t>Контекст</w:t>
             </w:r>
           </w:p>
         </w:tc>
         <w:tc>
           <w:tcPr>
-            <w:tcW w:type="dxa" w:w="3402"/>
+            <w:tcW w:type="dxa" w:w="2098"/>
           </w:tcPr>
           <w:p>
             <w:r/>
@@ -348,9 +630,9 @@
               <w:rPr>
                 <w:rFonts w:ascii="Arial" w:hAnsi="Arial" w:eastAsia="Arial"/>
                 <w:b w:val="0"/>
-                <w:sz w:val="16"/>
+                <w:sz w:val="14"/>
               </w:rPr>
-              <w:t>Основная зона входа</w:t>
+              <w:t>Нет</w:t>
             </w:r>
           </w:p>
         </w:tc>
@@ -358,7 +640,7 @@
       <w:tr>
         <w:tc>
           <w:tcPr>
-            <w:tcW w:type="dxa" w:w="2381"/>
+            <w:tcW w:type="dxa" w:w="2268"/>
           </w:tcPr>
           <w:p>
             <w:r/>
@@ -366,15 +648,15 @@
               <w:rPr>
                 <w:rFonts w:ascii="Arial" w:hAnsi="Arial" w:eastAsia="Arial"/>
                 <w:b w:val="0"/>
-                <w:sz w:val="16"/>
+                <w:sz w:val="14"/>
               </w:rPr>
-              <w:t>OB-IDM (слабый блок)</w:t>
+              <w:t>Свечи Tools</w:t>
             </w:r>
           </w:p>
         </w:tc>
         <w:tc>
           <w:tcPr>
-            <w:tcW w:type="dxa" w:w="3969"/>
+            <w:tcW w:type="dxa" w:w="5953"/>
           </w:tcPr>
           <w:p>
             <w:r/>
@@ -382,15 +664,15 @@
               <w:rPr>
                 <w:rFonts w:ascii="Arial" w:hAnsi="Arial" w:eastAsia="Arial"/>
                 <w:b w:val="0"/>
-                <w:sz w:val="16"/>
+                <w:sz w:val="14"/>
               </w:rPr>
-              <w:t>Свеча самого IDM</w:t>
+              <w:t>Зел/красн = сильная; голуб/фиол = слабая; голуб/малин = длинная тень</w:t>
             </w:r>
           </w:p>
         </w:tc>
         <w:tc>
           <w:tcPr>
-            <w:tcW w:type="dxa" w:w="3402"/>
+            <w:tcW w:type="dxa" w:w="2098"/>
           </w:tcPr>
           <w:p>
             <w:r/>
@@ -398,9 +680,9 @@
               <w:rPr>
                 <w:rFonts w:ascii="Arial" w:hAnsi="Arial" w:eastAsia="Arial"/>
                 <w:b w:val="0"/>
-                <w:sz w:val="16"/>
+                <w:sz w:val="14"/>
               </w:rPr>
-              <w:t>Зона есть, риск меньше</w:t>
+              <w:t>Только у своего блока</w:t>
             </w:r>
           </w:p>
         </w:tc>
@@ -408,7 +690,7 @@
       <w:tr>
         <w:tc>
           <w:tcPr>
-            <w:tcW w:type="dxa" w:w="2381"/>
+            <w:tcW w:type="dxa" w:w="2268"/>
           </w:tcPr>
           <w:p>
             <w:r/>
@@ -416,15 +698,15 @@
               <w:rPr>
                 <w:rFonts w:ascii="Arial" w:hAnsi="Arial" w:eastAsia="Arial"/>
                 <w:b w:val="0"/>
-                <w:sz w:val="16"/>
+                <w:sz w:val="14"/>
               </w:rPr>
-              <w:t>Previous OB-EXT / SMT</w:t>
+              <w:t>Стрелка + %</w:t>
             </w:r>
           </w:p>
         </w:tc>
         <w:tc>
           <w:tcPr>
-            <w:tcW w:type="dxa" w:w="3969"/>
+            <w:tcW w:type="dxa" w:w="5953"/>
           </w:tcPr>
           <w:p>
             <w:r/>
@@ -432,15 +714,15 @@
               <w:rPr>
                 <w:rFonts w:ascii="Arial" w:hAnsi="Arial" w:eastAsia="Arial"/>
                 <w:b w:val="0"/>
-                <w:sz w:val="16"/>
+                <w:sz w:val="14"/>
               </w:rPr>
-              <w:t>Старый блок / фитиль прошил блок и закрылся обратно</w:t>
+              <w:t>Tools после закрытия свечи у живого OB</w:t>
             </w:r>
           </w:p>
         </w:tc>
         <w:tc>
           <w:tcPr>
-            <w:tcW w:type="dxa" w:w="3402"/>
+            <w:tcW w:type="dxa" w:w="2098"/>
           </w:tcPr>
           <w:p>
             <w:r/>
@@ -448,192 +730,17 @@
               <w:rPr>
                 <w:rFonts w:ascii="Arial" w:hAnsi="Arial" w:eastAsia="Arial"/>
                 <w:b w:val="0"/>
-                <w:sz w:val="16"/>
+                <w:sz w:val="14"/>
               </w:rPr>
-              <w:t>НЕ ВХОД</w:t>
-            </w:r>
-          </w:p>
-        </w:tc>
-      </w:tr>
-      <w:tr>
-        <w:tc>
-          <w:tcPr>
-            <w:tcW w:type="dxa" w:w="2381"/>
-          </w:tcPr>
-          <w:p>
-            <w:r/>
-            <w:r>
-              <w:rPr>
-                <w:rFonts w:ascii="Arial" w:hAnsi="Arial" w:eastAsia="Arial"/>
-                <w:b w:val="0"/>
-                <w:sz w:val="16"/>
-              </w:rPr>
-              <w:t>FVG, сессии, EQH, PDH…</w:t>
-            </w:r>
-          </w:p>
-        </w:tc>
-        <w:tc>
-          <w:tcPr>
-            <w:tcW w:type="dxa" w:w="3969"/>
-          </w:tcPr>
-          <w:p>
-            <w:r/>
-            <w:r>
-              <w:rPr>
-                <w:rFonts w:ascii="Arial" w:hAnsi="Arial" w:eastAsia="Arial"/>
-                <w:b w:val="0"/>
-                <w:sz w:val="16"/>
-              </w:rPr>
-              <w:t>Контекст</w:t>
-            </w:r>
-          </w:p>
-        </w:tc>
-        <w:tc>
-          <w:tcPr>
-            <w:tcW w:type="dxa" w:w="3402"/>
-          </w:tcPr>
-          <w:p>
-            <w:r/>
-            <w:r>
-              <w:rPr>
-                <w:rFonts w:ascii="Arial" w:hAnsi="Arial" w:eastAsia="Arial"/>
-                <w:b w:val="0"/>
-                <w:sz w:val="16"/>
-              </w:rPr>
-              <w:t>Не заменяют блок + свечу</w:t>
-            </w:r>
-          </w:p>
-        </w:tc>
-      </w:tr>
-      <w:tr>
-        <w:tc>
-          <w:tcPr>
-            <w:tcW w:type="dxa" w:w="2381"/>
-          </w:tcPr>
-          <w:p>
-            <w:r/>
-            <w:r>
-              <w:rPr>
-                <w:rFonts w:ascii="Arial" w:hAnsi="Arial" w:eastAsia="Arial"/>
-                <w:b w:val="0"/>
-                <w:sz w:val="16"/>
-              </w:rPr>
-              <w:t>Свечи Tools</w:t>
-            </w:r>
-          </w:p>
-        </w:tc>
-        <w:tc>
-          <w:tcPr>
-            <w:tcW w:type="dxa" w:w="3969"/>
-          </w:tcPr>
-          <w:p>
-            <w:r/>
-            <w:r>
-              <w:rPr>
-                <w:rFonts w:ascii="Arial" w:hAnsi="Arial" w:eastAsia="Arial"/>
-                <w:b w:val="0"/>
-                <w:sz w:val="16"/>
-              </w:rPr>
-              <w:t>Зел./красн. = сильная (SMC); голуб./фиол. = слабая (Velocity); голуб./малин. High Wick = длинная тень</w:t>
-            </w:r>
-          </w:p>
-        </w:tc>
-        <w:tc>
-          <w:tcPr>
-            <w:tcW w:type="dxa" w:w="3402"/>
-          </w:tcPr>
-          <w:p>
-            <w:r/>
-            <w:r>
-              <w:rPr>
-                <w:rFonts w:ascii="Arial" w:hAnsi="Arial" w:eastAsia="Arial"/>
-                <w:b w:val="0"/>
-                <w:sz w:val="16"/>
-              </w:rPr>
-              <w:t>Триггер только у своего блока</w:t>
-            </w:r>
-          </w:p>
-        </w:tc>
-      </w:tr>
-      <w:tr>
-        <w:tc>
-          <w:tcPr>
-            <w:tcW w:type="dxa" w:w="2381"/>
-          </w:tcPr>
-          <w:p>
-            <w:r/>
-            <w:r>
-              <w:rPr>
-                <w:rFonts w:ascii="Arial" w:hAnsi="Arial" w:eastAsia="Arial"/>
-                <w:b w:val="0"/>
-                <w:sz w:val="16"/>
-              </w:rPr>
-              <w:t>Стрелка + % + уровни</w:t>
-            </w:r>
-          </w:p>
-        </w:tc>
-        <w:tc>
-          <w:tcPr>
-            <w:tcW w:type="dxa" w:w="3969"/>
-          </w:tcPr>
-          <w:p>
-            <w:r/>
-            <w:r>
-              <w:rPr>
-                <w:rFonts w:ascii="Arial" w:hAnsi="Arial" w:eastAsia="Arial"/>
-                <w:b w:val="0"/>
-                <w:sz w:val="16"/>
-              </w:rPr>
-              <w:t>Tools после закрытия сигнальной свечи у живого OB</w:t>
-            </w:r>
-          </w:p>
-        </w:tc>
-        <w:tc>
-          <w:tcPr>
-            <w:tcW w:type="dxa" w:w="3402"/>
-          </w:tcPr>
-          <w:p>
-            <w:r/>
-            <w:r>
-              <w:rPr>
-                <w:rFonts w:ascii="Arial" w:hAnsi="Arial" w:eastAsia="Arial"/>
-                <w:b w:val="0"/>
-                <w:sz w:val="16"/>
-              </w:rPr>
-              <w:t>Кандидат. Ордер вручную</w:t>
+              <w:t>Кандидат, ордер вручную</w:t>
             </w:r>
           </w:p>
         </w:tc>
       </w:tr>
     </w:tbl>
     <w:p>
-      <w:r>
-        <w:rPr>
-          <w:rFonts w:ascii="Arial" w:hAnsi="Arial" w:eastAsia="Arial"/>
-          <w:b w:val="0"/>
-          <w:sz w:val="18"/>
-        </w:rPr>
-      </w:r>
-      <w:r>
-        <w:rPr>
-          <w:rFonts w:ascii="Arial" w:hAnsi="Arial" w:eastAsia="Arial"/>
-          <w:b/>
-          <w:sz w:val="18"/>
-        </w:rPr>
-        <w:t xml:space="preserve">Формула входа: </w:t>
-      </w:r>
-      <w:r>
-        <w:rPr>
-          <w:rFonts w:ascii="Arial" w:hAnsi="Arial" w:eastAsia="Arial"/>
-          <w:b w:val="0"/>
-          <w:sz w:val="18"/>
-        </w:rPr>
-        <w:t>живой блок своего направления + тест/пробой с возвратом + закрытая свеча того же направления. Без одного из трёх — нет сделки.</w:t>
-      </w:r>
-    </w:p>
-    <w:p>
       <w:pPr>
-        <w:spacing w:before="120" w:after="40"/>
+        <w:spacing w:before="100" w:after="40"/>
       </w:pPr>
       <w:r>
         <w:rPr>
@@ -642,7 +749,7 @@
           <w:color w:val="143C78"/>
           <w:sz w:val="20"/>
         </w:rPr>
-        <w:t>2. Когда появилась стрелка — алгоритм</w:t>
+        <w:t>5. Алгоритм, когда появилась стрелка</w:t>
       </w:r>
     </w:p>
     <w:p>
@@ -652,14 +759,14 @@
           <w:b/>
           <w:sz w:val="18"/>
         </w:rPr>
-        <w:t>Шаг 1. Проверка «можно ли»</w:t>
+        <w:t>Шаг 1. Проверка</w:t>
       </w:r>
     </w:p>
     <w:p>
       <w:pPr>
         <w:pStyle w:val="ListBullet"/>
         <w:spacing w:after="0" w:before="0"/>
-        <w:ind w:left="227"/>
+        <w:ind w:left="198"/>
       </w:pPr>
       <w:r>
         <w:rPr>
@@ -667,14 +774,14 @@
           <w:b w:val="0"/>
           <w:sz w:val="16"/>
         </w:rPr>
-        <w:t>Стрелка на закрытой свече (не Live)</w:t>
+        <w:t>Стрелка на закрытой свече (не Live-пунктир).</w:t>
       </w:r>
     </w:p>
     <w:p>
       <w:pPr>
         <w:pStyle w:val="ListBullet"/>
         <w:spacing w:after="0" w:before="0"/>
-        <w:ind w:left="227"/>
+        <w:ind w:left="198"/>
       </w:pPr>
       <w:r>
         <w:rPr>
@@ -682,14 +789,14 @@
           <w:b w:val="0"/>
           <w:sz w:val="16"/>
         </w:rPr>
-        <w:t>Цвет тренда / ChoCh не против сделки</w:t>
+        <w:t>Тренд / ChoCh не против сделки.</w:t>
       </w:r>
     </w:p>
     <w:p>
       <w:pPr>
         <w:pStyle w:val="ListBullet"/>
         <w:spacing w:after="0" w:before="0"/>
-        <w:ind w:left="227"/>
+        <w:ind w:left="198"/>
       </w:pPr>
       <w:r>
         <w:rPr>
@@ -697,14 +804,14 @@
           <w:b w:val="0"/>
           <w:sz w:val="16"/>
         </w:rPr>
-        <w:t>Блок = бычий OB-EXT/OB-IDM (покупка) или медвежий (продажа)</w:t>
+        <w:t>Блок = свежий бычий OB-EXT/OB-IDM (покупка) или медвежий (продажа).</w:t>
       </w:r>
     </w:p>
     <w:p>
       <w:pPr>
         <w:pStyle w:val="ListBullet"/>
         <w:spacing w:after="0" w:before="0"/>
-        <w:ind w:left="227"/>
+        <w:ind w:left="198"/>
       </w:pPr>
       <w:r>
         <w:rPr>
@@ -712,14 +819,14 @@
           <w:b w:val="0"/>
           <w:sz w:val="16"/>
         </w:rPr>
-        <w:t>Не SMT и не Previous OB-EXT</w:t>
+        <w:t>На зоне НЕ написано SMT и НЕ Previous OB-EXT.</w:t>
       </w:r>
     </w:p>
     <w:p>
       <w:pPr>
         <w:pStyle w:val="ListBullet"/>
         <w:spacing w:after="0" w:before="0"/>
-        <w:ind w:left="227"/>
+        <w:ind w:left="198"/>
       </w:pPr>
       <w:r>
         <w:rPr>
@@ -727,7 +834,7 @@
           <w:b w:val="0"/>
           <w:sz w:val="16"/>
         </w:rPr>
-        <w:t>Свеча касается/тестирует этот блок (или возврат после пробоя)</w:t>
+        <w:t>Свеча тестирует этот блок (или возврат после пробоя).</w:t>
       </w:r>
     </w:p>
     <w:p>
@@ -737,7 +844,7 @@
           <w:b/>
           <w:sz w:val="18"/>
         </w:rPr>
-        <w:t>Шаг 2. Риск (100% = ваш обычный риск на одну сделку, не весь депозит)</w:t>
+        <w:t>Шаг 2. Риск (100% = ваш обычный риск на одну сделку, не депозит)</w:t>
       </w:r>
     </w:p>
     <w:tbl>
@@ -748,14 +855,14 @@
         <w:tblLook w:firstColumn="1" w:firstRow="1" w:lastColumn="0" w:lastRow="0" w:noHBand="0" w:noVBand="1" w:val="04A0"/>
       </w:tblPr>
       <w:tblGrid>
-        <w:gridCol w:w="3439"/>
-        <w:gridCol w:w="3439"/>
-        <w:gridCol w:w="3439"/>
+        <w:gridCol w:w="3477"/>
+        <w:gridCol w:w="3477"/>
+        <w:gridCol w:w="3477"/>
       </w:tblGrid>
       <w:tr>
         <w:tc>
           <w:tcPr>
-            <w:tcW w:type="dxa" w:w="3969"/>
+            <w:tcW w:type="dxa" w:w="4535"/>
             <w:shd w:fill="D9E2F3" w:val="clear"/>
           </w:tcPr>
           <w:p>
@@ -807,7 +914,7 @@
       <w:tr>
         <w:tc>
           <w:tcPr>
-            <w:tcW w:type="dxa" w:w="3969"/>
+            <w:tcW w:type="dxa" w:w="4535"/>
           </w:tcPr>
           <w:p>
             <w:r/>
@@ -815,7 +922,7 @@
               <w:rPr>
                 <w:rFonts w:ascii="Arial" w:hAnsi="Arial" w:eastAsia="Arial"/>
                 <w:b w:val="0"/>
-                <w:sz w:val="16"/>
+                <w:sz w:val="14"/>
               </w:rPr>
               <w:t>Покупка: зелёная / голубая</w:t>
             </w:r>
@@ -831,7 +938,7 @@
               <w:rPr>
                 <w:rFonts w:ascii="Arial" w:hAnsi="Arial" w:eastAsia="Arial"/>
                 <w:b w:val="0"/>
-                <w:sz w:val="16"/>
+                <w:sz w:val="14"/>
               </w:rPr>
               <w:t>100% / 50%</w:t>
             </w:r>
@@ -847,7 +954,7 @@
               <w:rPr>
                 <w:rFonts w:ascii="Arial" w:hAnsi="Arial" w:eastAsia="Arial"/>
                 <w:b w:val="0"/>
-                <w:sz w:val="16"/>
+                <w:sz w:val="14"/>
               </w:rPr>
               <w:t>50% / 25%</w:t>
             </w:r>
@@ -857,7 +964,7 @@
       <w:tr>
         <w:tc>
           <w:tcPr>
-            <w:tcW w:type="dxa" w:w="3969"/>
+            <w:tcW w:type="dxa" w:w="4535"/>
           </w:tcPr>
           <w:p>
             <w:r/>
@@ -865,7 +972,7 @@
               <w:rPr>
                 <w:rFonts w:ascii="Arial" w:hAnsi="Arial" w:eastAsia="Arial"/>
                 <w:b w:val="0"/>
-                <w:sz w:val="16"/>
+                <w:sz w:val="14"/>
               </w:rPr>
               <w:t>Продажа: красная / фиолетовая</w:t>
             </w:r>
@@ -881,7 +988,7 @@
               <w:rPr>
                 <w:rFonts w:ascii="Arial" w:hAnsi="Arial" w:eastAsia="Arial"/>
                 <w:b w:val="0"/>
-                <w:sz w:val="16"/>
+                <w:sz w:val="14"/>
               </w:rPr>
               <w:t>100% / 50%</w:t>
             </w:r>
@@ -897,7 +1004,7 @@
               <w:rPr>
                 <w:rFonts w:ascii="Arial" w:hAnsi="Arial" w:eastAsia="Arial"/>
                 <w:b w:val="0"/>
-                <w:sz w:val="16"/>
+                <w:sz w:val="14"/>
               </w:rPr>
               <w:t>50% / 25%</w:t>
             </w:r>
@@ -912,14 +1019,14 @@
           <w:b/>
           <w:sz w:val="18"/>
         </w:rPr>
-        <w:t>Шаг 3. Покупка</w:t>
+        <w:t>Шаг 3–4. Покупка / продажа</w:t>
       </w:r>
     </w:p>
     <w:p>
       <w:pPr>
         <w:pStyle w:val="ListBullet"/>
         <w:spacing w:after="0" w:before="0"/>
-        <w:ind w:left="227"/>
+        <w:ind w:left="198"/>
       </w:pPr>
       <w:r>
         <w:rPr>
@@ -927,14 +1034,14 @@
           <w:b w:val="0"/>
           <w:sz w:val="16"/>
         </w:rPr>
-        <w:t>Вход ≈ закрытие сигнальной свечи (или по линиям Tools).</w:t>
+        <w:t>Вход ≈ закрытие сигнальной свечи (или линии Tools).</w:t>
       </w:r>
     </w:p>
     <w:p>
       <w:pPr>
         <w:pStyle w:val="ListBullet"/>
         <w:spacing w:after="0" w:before="0"/>
-        <w:ind w:left="227"/>
+        <w:ind w:left="198"/>
       </w:pPr>
       <w:r>
         <w:rPr>
@@ -942,14 +1049,14 @@
           <w:b w:val="0"/>
           <w:sz w:val="16"/>
         </w:rPr>
-        <w:t>Стоп: ниже низа блока, либо ниже большой сигнальной свечи, либо ниже экстремума после теста — что логичнее ближе.</w:t>
+        <w:t>Покупка: стоп ниже блока / большой свечи / экстремума после теста. Тейк 1:1 вверх.</w:t>
       </w:r>
     </w:p>
     <w:p>
       <w:pPr>
         <w:pStyle w:val="ListBullet"/>
         <w:spacing w:after="0" w:before="0"/>
-        <w:ind w:left="227"/>
+        <w:ind w:left="198"/>
       </w:pPr>
       <w:r>
         <w:rPr>
@@ -957,7 +1064,7 @@
           <w:b w:val="0"/>
           <w:sz w:val="16"/>
         </w:rPr>
-        <w:t>Тейк 1:1 = та же дистанция, что стоп, вверх. Дальний тейк — ориентир (следующий свинг / до 2R). База системы — 1:1.</w:t>
+        <w:t>Продажа: стоп выше зеркально. Тейк 1:1 вниз. Дальний тейк — ориентир; база — 1:1.</w:t>
       </w:r>
     </w:p>
     <w:p>
@@ -967,7 +1074,7 @@
           <w:b/>
           <w:sz w:val="18"/>
         </w:rPr>
-        <w:t>Шаг 4. Продажа — зеркально: стоп выше блока/свечи/экстремума, тейк 1:1 вниз.</w:t>
+        <w:t>Шаг 5. После входа: стоп и тейк сразу; не двигать, не усреднять, не «половину по пути».</w:t>
       </w:r>
     </w:p>
     <w:p>
@@ -977,82 +1084,12 @@
           <w:b/>
           <w:sz w:val="18"/>
         </w:rPr>
-        <w:t>Шаг 5. После входа</w:t>
+        <w:t>Шаг 6. После стопа: один повтор (свип + новая свеча, риск по таблице). Второй стоп — зона закрыта.</w:t>
       </w:r>
     </w:p>
     <w:p>
       <w:pPr>
-        <w:pStyle w:val="ListBullet"/>
-        <w:spacing w:after="0" w:before="0"/>
-        <w:ind w:left="227"/>
-      </w:pPr>
-      <w:r>
-        <w:rPr>
-          <w:rFonts w:ascii="Arial" w:hAnsi="Arial" w:eastAsia="Arial"/>
-          <w:b w:val="0"/>
-          <w:sz w:val="16"/>
-        </w:rPr>
-        <w:t>Стоп и тейк сразу. Не двигать, не трейлить, не усреднять, не закрывать «половину по пути».</w:t>
-      </w:r>
-    </w:p>
-    <w:p>
-      <w:pPr>
-        <w:pStyle w:val="ListBullet"/>
-        <w:spacing w:after="0" w:before="0"/>
-        <w:ind w:left="227"/>
-      </w:pPr>
-      <w:r>
-        <w:rPr>
-          <w:rFonts w:ascii="Arial" w:hAnsi="Arial" w:eastAsia="Arial"/>
-          <w:b w:val="0"/>
-          <w:sz w:val="16"/>
-        </w:rPr>
-        <w:t>До стопа или тейка. Новости / широкий спред у микро-стопа — пропуск.</w:t>
-      </w:r>
-    </w:p>
-    <w:p>
-      <w:r>
-        <w:rPr>
-          <w:rFonts w:ascii="Arial" w:hAnsi="Arial" w:eastAsia="Arial"/>
-          <w:b/>
-          <w:sz w:val="18"/>
-        </w:rPr>
-        <w:t>Шаг 6. Выбило по стопу</w:t>
-      </w:r>
-    </w:p>
-    <w:p>
-      <w:pPr>
-        <w:pStyle w:val="ListBullet"/>
-        <w:spacing w:after="0" w:before="0"/>
-        <w:ind w:left="227"/>
-      </w:pPr>
-      <w:r>
-        <w:rPr>
-          <w:rFonts w:ascii="Arial" w:hAnsi="Arial" w:eastAsia="Arial"/>
-          <w:b w:val="0"/>
-          <w:sz w:val="16"/>
-        </w:rPr>
-        <w:t>Один повтор в ту же зону: свип + новая свеча того же направления, риск снова по таблице.</w:t>
-      </w:r>
-    </w:p>
-    <w:p>
-      <w:pPr>
-        <w:pStyle w:val="ListBullet"/>
-        <w:spacing w:after="0" w:before="0"/>
-        <w:ind w:left="227"/>
-      </w:pPr>
-      <w:r>
-        <w:rPr>
-          <w:rFonts w:ascii="Arial" w:hAnsi="Arial" w:eastAsia="Arial"/>
-          <w:b w:val="0"/>
-          <w:sz w:val="16"/>
-        </w:rPr>
-        <w:t>Второй стоп — зона закрыта. Ждите новый блок.</w:t>
-      </w:r>
-    </w:p>
-    <w:p>
-      <w:pPr>
-        <w:spacing w:before="120" w:after="40"/>
+        <w:spacing w:before="100" w:after="40"/>
       </w:pPr>
       <w:r>
         <w:rPr>
@@ -1061,7 +1098,7 @@
           <w:color w:val="143C78"/>
           <w:sz w:val="20"/>
         </w:rPr>
-        <w:t>3. Жёсткое «нет»</w:t>
+        <w:t>6. Жёсткое «нет»</w:t>
       </w:r>
     </w:p>
     <w:p>
@@ -1071,26 +1108,26 @@
           <w:b w:val="0"/>
           <w:sz w:val="18"/>
         </w:rPr>
-        <w:t>Свеча без блока · блок без закрытой свечи · SMT / Previous · против ChoCh/тренда · Live-пунктир · третья попытка · тейк «куда дойдёт» · доливка к убытку.</w:t>
+        <w:t>Свеча без блока · блок без закрытой свечи · SMT · Previous OB-EXT · против ChoCh/тренда · Live-пунктир · третья попытка · тейк «куда дойдёт» · доливка.</w:t>
       </w:r>
     </w:p>
     <w:p>
       <w:pPr>
-        <w:spacing w:before="120"/>
+        <w:spacing w:before="80"/>
       </w:pPr>
       <w:r>
         <w:rPr>
           <w:rFonts w:ascii="Arial" w:hAnsi="Arial" w:eastAsia="Arial"/>
           <w:b w:val="0"/>
-          <w:color w:val="505050"/>
+          <w:color w:val="5A5A5A"/>
           <w:sz w:val="16"/>
         </w:rPr>
-        <w:t>Стрелка ≠ заявка. Алерт только на сигнал Tools. История может пересчитываться при новых свингах — торгуйте закрытую свечу, не «красивую» историю.</w:t>
+        <w:t>Стрелка ≠ заявка. Алерт только у Tools на сигнал. История может пересчитаться — торгуйте закрытую свечу.</w:t>
       </w:r>
     </w:p>
     <w:sectPr>
       <w:pgSz w:w="11906" w:h="16838"/>
-      <w:pgMar w:top="680" w:right="794" w:bottom="680" w:left="794" w:header="720" w:footer="720" w:gutter="0"/>
+      <w:pgMar w:top="567" w:right="737" w:bottom="567" w:left="737" w:header="720" w:footer="720" w:gutter="0"/>
       <w:cols w:space="720"/>
       <w:docGrid w:linePitch="360"/>
     </w:sectPr>

--- a/ASmart_шпаргалка.docx
+++ b/ASmart_шпаргалка.docx
@@ -13,7 +13,7 @@
           <w:b/>
           <w:sz w:val="24"/>
         </w:rPr>
-        <w:t>ASmart — шпаргалка у терминала</w:t>
+        <w:t>ASmart — шпаргалка у терминала (актуально 1.05+)</w:t>
       </w:r>
     </w:p>
     <w:p>
@@ -21,87 +21,23 @@
         <w:rPr>
           <w:rFonts w:ascii="Arial" w:hAnsi="Arial" w:eastAsia="Arial"/>
           <w:b w:val="0"/>
-          <w:sz w:val="18"/>
+          <w:sz w:val="17"/>
         </w:rPr>
-        <w:t>Индикаторы не торгуют. Сделку открываете вы. Оба на графике: SMC (структура/блоки) + Tools (свечи/стрелка). ТФ: крипто M1–M5, форекс M5–M15.</w:t>
+        <w:t>Не советник. Оба индикатора на одном графике: SMC (структура) + Tools (свечи/стрелка). ТФ: крипто M1–M5, форекс M5–M15. Сделку открываете вы.</w:t>
       </w:r>
     </w:p>
     <w:p>
       <w:pPr>
-        <w:spacing w:before="100" w:after="40"/>
+        <w:spacing w:before="80" w:after="20"/>
       </w:pPr>
       <w:r>
         <w:rPr>
           <w:rFonts w:ascii="Arial" w:hAnsi="Arial" w:eastAsia="Arial"/>
           <w:b/>
           <w:color w:val="143C78"/>
-          <w:sz w:val="20"/>
+          <w:sz w:val="19"/>
         </w:rPr>
         <w:t>1. Формула входа</w:t>
-      </w:r>
-    </w:p>
-    <w:p>
-      <w:pPr>
-        <w:spacing w:before="40" w:after="40"/>
-        <w:jc w:val="center"/>
-      </w:pPr>
-      <w:r>
-        <w:drawing>
-          <wp:inline xmlns:a="http://schemas.openxmlformats.org/drawingml/2006/main" xmlns:pic="http://schemas.openxmlformats.org/drawingml/2006/picture">
-            <wp:extent cx="6480000" cy="1767273"/>
-            <wp:docPr id="1" name="Picture 1"/>
-            <wp:cNvGraphicFramePr>
-              <a:graphicFrameLocks noChangeAspect="1"/>
-            </wp:cNvGraphicFramePr>
-            <a:graphic>
-              <a:graphicData uri="http://schemas.openxmlformats.org/drawingml/2006/picture">
-                <pic:pic>
-                  <pic:nvPicPr>
-                    <pic:cNvPr id="0" name="fig_entry.png"/>
-                    <pic:cNvPicPr/>
-                  </pic:nvPicPr>
-                  <pic:blipFill>
-                    <a:blip r:embed="rId9"/>
-                    <a:stretch>
-                      <a:fillRect/>
-                    </a:stretch>
-                  </pic:blipFill>
-                  <pic:spPr>
-                    <a:xfrm>
-                      <a:off x="0" y="0"/>
-                      <a:ext cx="6480000" cy="1767273"/>
-                    </a:xfrm>
-                    <a:prstGeom prst="rect"/>
-                  </pic:spPr>
-                </pic:pic>
-              </a:graphicData>
-            </a:graphic>
-          </wp:inline>
-        </w:drawing>
-      </w:r>
-    </w:p>
-    <w:p>
-      <w:r>
-        <w:rPr>
-          <w:rFonts w:ascii="Arial" w:hAnsi="Arial" w:eastAsia="Arial"/>
-          <w:b/>
-          <w:sz w:val="18"/>
-        </w:rPr>
-        <w:t>Живой блок своего направления + тест/пробой с возвратом + закрытая свеча того же направления. Без одного из трёх — нет сделки.</w:t>
-      </w:r>
-    </w:p>
-    <w:p>
-      <w:pPr>
-        <w:spacing w:before="100" w:after="40"/>
-      </w:pPr>
-      <w:r>
-        <w:rPr>
-          <w:rFonts w:ascii="Arial" w:hAnsi="Arial" w:eastAsia="Arial"/>
-          <w:b/>
-          <w:color w:val="143C78"/>
-          <w:sz w:val="20"/>
-        </w:rPr>
-        <w:t>2. «Не SMT и не Previous OB-EXT» — что это значит</w:t>
       </w:r>
     </w:p>
     <w:p>
@@ -109,217 +45,23 @@
         <w:rPr>
           <w:rFonts w:ascii="Arial" w:hAnsi="Arial" w:eastAsia="Arial"/>
           <w:b w:val="0"/>
-          <w:sz w:val="18"/>
+          <w:sz w:val="17"/>
         </w:rPr>
-        <w:t>На графике могут быть разные подписи у прямоугольников. Во вход идут только свежий бычий/медвежий OB-EXT или OB-IDM.</w:t>
+        <w:t>Живой блок своего направления + тест/возврат + ЗАКРЫТАЯ свеча того же цвета. Без одного из трёх — нет сделки. Сигнал без заглядывания в будущее; стрелка фиксируется и не переписывается.</w:t>
       </w:r>
     </w:p>
     <w:p>
       <w:pPr>
-        <w:pStyle w:val="ListBullet"/>
-        <w:spacing w:after="0" w:before="0"/>
-        <w:ind w:left="198"/>
-      </w:pPr>
-      <w:r>
-        <w:rPr>
-          <w:rFonts w:ascii="Arial" w:hAnsi="Arial" w:eastAsia="Arial"/>
-          <w:b w:val="0"/>
-          <w:sz w:val="16"/>
-        </w:rPr>
-        <w:t>OB-EXT — сильный свежий блок: последняя противоположная свеча ноги, которая сломала уровень (BoS/ChoCh).</w:t>
-      </w:r>
-    </w:p>
-    <w:p>
-      <w:pPr>
-        <w:pStyle w:val="ListBullet"/>
-        <w:spacing w:after="0" w:before="0"/>
-        <w:ind w:left="198"/>
-      </w:pPr>
-      <w:r>
-        <w:rPr>
-          <w:rFonts w:ascii="Arial" w:hAnsi="Arial" w:eastAsia="Arial"/>
-          <w:b w:val="0"/>
-          <w:sz w:val="16"/>
-        </w:rPr>
-        <w:t>OB-IDM — слабый свежий блок на свече отката IDM. Вход можно, но риск меньше.</w:t>
-      </w:r>
-    </w:p>
-    <w:p>
-      <w:pPr>
-        <w:pStyle w:val="ListBullet"/>
-        <w:spacing w:after="0" w:before="0"/>
-        <w:ind w:left="198"/>
-      </w:pPr>
-      <w:r>
-        <w:rPr>
-          <w:rFonts w:ascii="Arial" w:hAnsi="Arial" w:eastAsia="Arial"/>
-          <w:b w:val="0"/>
-          <w:sz w:val="16"/>
-        </w:rPr>
-        <w:t>Previous OB-EXT — предыдущий сильный блок. Это память «где уже был EXT», не новая точка входа. Сам по себе сигнал не даёт.</w:t>
-      </w:r>
-    </w:p>
-    <w:p>
-      <w:pPr>
-        <w:pStyle w:val="ListBullet"/>
-        <w:spacing w:after="0" w:before="0"/>
-        <w:ind w:left="198"/>
-      </w:pPr>
-      <w:r>
-        <w:rPr>
-          <w:rFonts w:ascii="Arial" w:hAnsi="Arial" w:eastAsia="Arial"/>
-          <w:b w:val="0"/>
-          <w:sz w:val="16"/>
-        </w:rPr>
-        <w:t>SMT — ловушка: фитиль прошил ордер-блок, а закрытие вернулось. Крупный капитал «нарисовал» ложный блок. Как OB-EXT/OB-IDM не торгуется.</w:t>
-      </w:r>
-    </w:p>
-    <w:p>
-      <w:pPr>
-        <w:spacing w:before="40" w:after="40"/>
-        <w:jc w:val="center"/>
-      </w:pPr>
-      <w:r>
-        <w:drawing>
-          <wp:inline xmlns:a="http://schemas.openxmlformats.org/drawingml/2006/main" xmlns:pic="http://schemas.openxmlformats.org/drawingml/2006/picture">
-            <wp:extent cx="6480000" cy="2474182"/>
-            <wp:docPr id="2" name="Picture 2"/>
-            <wp:cNvGraphicFramePr>
-              <a:graphicFrameLocks noChangeAspect="1"/>
-            </wp:cNvGraphicFramePr>
-            <a:graphic>
-              <a:graphicData uri="http://schemas.openxmlformats.org/drawingml/2006/picture">
-                <pic:pic>
-                  <pic:nvPicPr>
-                    <pic:cNvPr id="0" name="fig_smt_prev.png"/>
-                    <pic:cNvPicPr/>
-                  </pic:nvPicPr>
-                  <pic:blipFill>
-                    <a:blip r:embed="rId10"/>
-                    <a:stretch>
-                      <a:fillRect/>
-                    </a:stretch>
-                  </pic:blipFill>
-                  <pic:spPr>
-                    <a:xfrm>
-                      <a:off x="0" y="0"/>
-                      <a:ext cx="6480000" cy="2474182"/>
-                    </a:xfrm>
-                    <a:prstGeom prst="rect"/>
-                  </pic:spPr>
-                </pic:pic>
-              </a:graphicData>
-            </a:graphic>
-          </wp:inline>
-        </w:drawing>
-      </w:r>
-    </w:p>
-    <w:p>
-      <w:pPr>
-        <w:spacing w:before="100" w:after="40"/>
+        <w:spacing w:before="80" w:after="20"/>
       </w:pPr>
       <w:r>
         <w:rPr>
           <w:rFonts w:ascii="Arial" w:hAnsi="Arial" w:eastAsia="Arial"/>
           <w:b/>
           <w:color w:val="143C78"/>
-          <w:sz w:val="20"/>
+          <w:sz w:val="19"/>
         </w:rPr>
-        <w:t>3. Live-пунктир — что это</w:t>
-      </w:r>
-    </w:p>
-    <w:p>
-      <w:r>
-        <w:rPr>
-          <w:rFonts w:ascii="Arial" w:hAnsi="Arial" w:eastAsia="Arial"/>
-          <w:b w:val="0"/>
-          <w:sz w:val="18"/>
-        </w:rPr>
-        <w:t>Live BoS / Live ChoCh / Live IDM — предварительная метка на ещё не закрытой свече (пунктир / live-подпись). Индикатор говорит: «похоже, сейчас формируется слом или IDM».</w:t>
-      </w:r>
-    </w:p>
-    <w:p>
-      <w:pPr>
-        <w:pStyle w:val="ListBullet"/>
-        <w:spacing w:after="0" w:before="0"/>
-        <w:ind w:left="198"/>
-      </w:pPr>
-      <w:r>
-        <w:rPr>
-          <w:rFonts w:ascii="Arial" w:hAnsi="Arial" w:eastAsia="Arial"/>
-          <w:b w:val="0"/>
-          <w:sz w:val="16"/>
-        </w:rPr>
-        <w:t>Свеча ещё открыта → цена может вернуться, метка исчезнет или сменится. Это не вход.</w:t>
-      </w:r>
-    </w:p>
-    <w:p>
-      <w:pPr>
-        <w:pStyle w:val="ListBullet"/>
-        <w:spacing w:after="0" w:before="0"/>
-        <w:ind w:left="198"/>
-      </w:pPr>
-      <w:r>
-        <w:rPr>
-          <w:rFonts w:ascii="Arial" w:hAnsi="Arial" w:eastAsia="Arial"/>
-          <w:b w:val="0"/>
-          <w:sz w:val="16"/>
-        </w:rPr>
-        <w:t>Вход только после закрытия свечи: подтверждённый BoS/ChoCh/IDM + свой блок + своя закрытая сигнальная свеча (и/или стрелка Tools).</w:t>
-      </w:r>
-    </w:p>
-    <w:p>
-      <w:pPr>
-        <w:spacing w:before="40" w:after="40"/>
-        <w:jc w:val="center"/>
-      </w:pPr>
-      <w:r>
-        <w:drawing>
-          <wp:inline xmlns:a="http://schemas.openxmlformats.org/drawingml/2006/main" xmlns:pic="http://schemas.openxmlformats.org/drawingml/2006/picture">
-            <wp:extent cx="6480000" cy="2120727"/>
-            <wp:docPr id="3" name="Picture 3"/>
-            <wp:cNvGraphicFramePr>
-              <a:graphicFrameLocks noChangeAspect="1"/>
-            </wp:cNvGraphicFramePr>
-            <a:graphic>
-              <a:graphicData uri="http://schemas.openxmlformats.org/drawingml/2006/picture">
-                <pic:pic>
-                  <pic:nvPicPr>
-                    <pic:cNvPr id="0" name="fig_live.png"/>
-                    <pic:cNvPicPr/>
-                  </pic:nvPicPr>
-                  <pic:blipFill>
-                    <a:blip r:embed="rId11"/>
-                    <a:stretch>
-                      <a:fillRect/>
-                    </a:stretch>
-                  </pic:blipFill>
-                  <pic:spPr>
-                    <a:xfrm>
-                      <a:off x="0" y="0"/>
-                      <a:ext cx="6480000" cy="2120727"/>
-                    </a:xfrm>
-                    <a:prstGeom prst="rect"/>
-                  </pic:spPr>
-                </pic:pic>
-              </a:graphicData>
-            </a:graphic>
-          </wp:inline>
-        </w:drawing>
-      </w:r>
-    </w:p>
-    <w:p>
-      <w:pPr>
-        <w:spacing w:before="100" w:after="40"/>
-      </w:pPr>
-      <w:r>
-        <w:rPr>
-          <w:rFonts w:ascii="Arial" w:hAnsi="Arial" w:eastAsia="Arial"/>
-          <w:b/>
-          <w:color w:val="143C78"/>
-          <w:sz w:val="20"/>
-        </w:rPr>
-        <w:t>4. Карта остальных меток</w:t>
+        <w:t>2. Что брать / что нельзя</w:t>
       </w:r>
     </w:p>
     <w:tbl>
@@ -330,14 +72,14 @@
         <w:tblLook w:firstColumn="1" w:firstRow="1" w:lastColumn="0" w:lastRow="0" w:noHBand="0" w:noVBand="1" w:val="04A0"/>
       </w:tblPr>
       <w:tblGrid>
-        <w:gridCol w:w="3477"/>
-        <w:gridCol w:w="3477"/>
-        <w:gridCol w:w="3477"/>
+        <w:gridCol w:w="3515"/>
+        <w:gridCol w:w="3515"/>
+        <w:gridCol w:w="3515"/>
       </w:tblGrid>
       <w:tr>
         <w:tc>
           <w:tcPr>
-            <w:tcW w:type="dxa" w:w="2268"/>
+            <w:tcW w:type="dxa" w:w="2381"/>
             <w:shd w:fill="D9E2F3" w:val="clear"/>
           </w:tcPr>
           <w:p>
@@ -346,15 +88,15 @@
               <w:rPr>
                 <w:rFonts w:ascii="Arial" w:hAnsi="Arial" w:eastAsia="Arial"/>
                 <w:b/>
-                <w:sz w:val="16"/>
+                <w:sz w:val="15"/>
               </w:rPr>
-              <w:t>Метка</w:t>
+              <w:t>Зона / метка</w:t>
             </w:r>
           </w:p>
         </w:tc>
         <w:tc>
           <w:tcPr>
-            <w:tcW w:type="dxa" w:w="5953"/>
+            <w:tcW w:type="dxa" w:w="5386"/>
             <w:shd w:fill="D9E2F3" w:val="clear"/>
           </w:tcPr>
           <w:p>
@@ -363,7 +105,7 @@
               <w:rPr>
                 <w:rFonts w:ascii="Arial" w:hAnsi="Arial" w:eastAsia="Arial"/>
                 <w:b/>
-                <w:sz w:val="16"/>
+                <w:sz w:val="15"/>
               </w:rPr>
               <w:t>Смысл</w:t>
             </w:r>
@@ -371,7 +113,7 @@
         </w:tc>
         <w:tc>
           <w:tcPr>
-            <w:tcW w:type="dxa" w:w="2098"/>
+            <w:tcW w:type="dxa" w:w="2551"/>
             <w:shd w:fill="D9E2F3" w:val="clear"/>
           </w:tcPr>
           <w:p>
@@ -380,7 +122,7 @@
               <w:rPr>
                 <w:rFonts w:ascii="Arial" w:hAnsi="Arial" w:eastAsia="Arial"/>
                 <w:b/>
-                <w:sz w:val="16"/>
+                <w:sz w:val="15"/>
               </w:rPr>
               <w:t>Вход?</w:t>
             </w:r>
@@ -390,7 +132,307 @@
       <w:tr>
         <w:tc>
           <w:tcPr>
-            <w:tcW w:type="dxa" w:w="2268"/>
+            <w:tcW w:type="dxa" w:w="2381"/>
+          </w:tcPr>
+          <w:p>
+            <w:r/>
+            <w:r>
+              <w:rPr>
+                <w:rFonts w:ascii="Arial" w:hAnsi="Arial" w:eastAsia="Arial"/>
+                <w:b w:val="0"/>
+                <w:sz w:val="14"/>
+              </w:rPr>
+              <w:t>OB-EXT</w:t>
+            </w:r>
+          </w:p>
+        </w:tc>
+        <w:tc>
+          <w:tcPr>
+            <w:tcW w:type="dxa" w:w="5386"/>
+          </w:tcPr>
+          <w:p>
+            <w:r/>
+            <w:r>
+              <w:rPr>
+                <w:rFonts w:ascii="Arial" w:hAnsi="Arial" w:eastAsia="Arial"/>
+                <w:b w:val="0"/>
+                <w:sz w:val="14"/>
+              </w:rPr>
+              <w:t>Сильный свежий блок (нога слома)</w:t>
+            </w:r>
+          </w:p>
+        </w:tc>
+        <w:tc>
+          <w:tcPr>
+            <w:tcW w:type="dxa" w:w="2551"/>
+          </w:tcPr>
+          <w:p>
+            <w:r/>
+            <w:r>
+              <w:rPr>
+                <w:rFonts w:ascii="Arial" w:hAnsi="Arial" w:eastAsia="Arial"/>
+                <w:b w:val="0"/>
+                <w:sz w:val="14"/>
+              </w:rPr>
+              <w:t>Да, основа 100%/50%</w:t>
+            </w:r>
+          </w:p>
+        </w:tc>
+      </w:tr>
+      <w:tr>
+        <w:tc>
+          <w:tcPr>
+            <w:tcW w:type="dxa" w:w="2381"/>
+          </w:tcPr>
+          <w:p>
+            <w:r/>
+            <w:r>
+              <w:rPr>
+                <w:rFonts w:ascii="Arial" w:hAnsi="Arial" w:eastAsia="Arial"/>
+                <w:b w:val="0"/>
+                <w:sz w:val="14"/>
+              </w:rPr>
+              <w:t>OB-IDM</w:t>
+            </w:r>
+          </w:p>
+        </w:tc>
+        <w:tc>
+          <w:tcPr>
+            <w:tcW w:type="dxa" w:w="5386"/>
+          </w:tcPr>
+          <w:p>
+            <w:r/>
+            <w:r>
+              <w:rPr>
+                <w:rFonts w:ascii="Arial" w:hAnsi="Arial" w:eastAsia="Arial"/>
+                <w:b w:val="0"/>
+                <w:sz w:val="14"/>
+              </w:rPr>
+              <w:t>Слабый блок на IDM</w:t>
+            </w:r>
+          </w:p>
+        </w:tc>
+        <w:tc>
+          <w:tcPr>
+            <w:tcW w:type="dxa" w:w="2551"/>
+          </w:tcPr>
+          <w:p>
+            <w:r/>
+            <w:r>
+              <w:rPr>
+                <w:rFonts w:ascii="Arial" w:hAnsi="Arial" w:eastAsia="Arial"/>
+                <w:b w:val="0"/>
+                <w:sz w:val="14"/>
+              </w:rPr>
+              <w:t>Да, риск меньше</w:t>
+            </w:r>
+          </w:p>
+        </w:tc>
+      </w:tr>
+      <w:tr>
+        <w:tc>
+          <w:tcPr>
+            <w:tcW w:type="dxa" w:w="2381"/>
+          </w:tcPr>
+          <w:p>
+            <w:r/>
+            <w:r>
+              <w:rPr>
+                <w:rFonts w:ascii="Arial" w:hAnsi="Arial" w:eastAsia="Arial"/>
+                <w:b w:val="0"/>
+                <w:sz w:val="14"/>
+              </w:rPr>
+              <w:t>Previous OB-EXT</w:t>
+            </w:r>
+          </w:p>
+        </w:tc>
+        <w:tc>
+          <w:tcPr>
+            <w:tcW w:type="dxa" w:w="5386"/>
+          </w:tcPr>
+          <w:p>
+            <w:r/>
+            <w:r>
+              <w:rPr>
+                <w:rFonts w:ascii="Arial" w:hAnsi="Arial" w:eastAsia="Arial"/>
+                <w:b w:val="0"/>
+                <w:sz w:val="14"/>
+              </w:rPr>
+              <w:t>Старый сильный блок</w:t>
+            </w:r>
+          </w:p>
+        </w:tc>
+        <w:tc>
+          <w:tcPr>
+            <w:tcW w:type="dxa" w:w="2551"/>
+          </w:tcPr>
+          <w:p>
+            <w:r/>
+            <w:r>
+              <w:rPr>
+                <w:rFonts w:ascii="Arial" w:hAnsi="Arial" w:eastAsia="Arial"/>
+                <w:b w:val="0"/>
+                <w:sz w:val="14"/>
+              </w:rPr>
+              <w:t>НЕТ</w:t>
+            </w:r>
+          </w:p>
+        </w:tc>
+      </w:tr>
+      <w:tr>
+        <w:tc>
+          <w:tcPr>
+            <w:tcW w:type="dxa" w:w="2381"/>
+          </w:tcPr>
+          <w:p>
+            <w:r/>
+            <w:r>
+              <w:rPr>
+                <w:rFonts w:ascii="Arial" w:hAnsi="Arial" w:eastAsia="Arial"/>
+                <w:b w:val="0"/>
+                <w:sz w:val="14"/>
+              </w:rPr>
+              <w:t>SMT</w:t>
+            </w:r>
+          </w:p>
+        </w:tc>
+        <w:tc>
+          <w:tcPr>
+            <w:tcW w:type="dxa" w:w="5386"/>
+          </w:tcPr>
+          <w:p>
+            <w:r/>
+            <w:r>
+              <w:rPr>
+                <w:rFonts w:ascii="Arial" w:hAnsi="Arial" w:eastAsia="Arial"/>
+                <w:b w:val="0"/>
+                <w:sz w:val="14"/>
+              </w:rPr>
+              <w:t>Фитиль прошил блок, закрытие вернулось</w:t>
+            </w:r>
+          </w:p>
+        </w:tc>
+        <w:tc>
+          <w:tcPr>
+            <w:tcW w:type="dxa" w:w="2551"/>
+          </w:tcPr>
+          <w:p>
+            <w:r/>
+            <w:r>
+              <w:rPr>
+                <w:rFonts w:ascii="Arial" w:hAnsi="Arial" w:eastAsia="Arial"/>
+                <w:b w:val="0"/>
+                <w:sz w:val="14"/>
+              </w:rPr>
+              <w:t>НЕТ (ловушка)</w:t>
+            </w:r>
+          </w:p>
+        </w:tc>
+      </w:tr>
+      <w:tr>
+        <w:tc>
+          <w:tcPr>
+            <w:tcW w:type="dxa" w:w="2381"/>
+          </w:tcPr>
+          <w:p>
+            <w:r/>
+            <w:r>
+              <w:rPr>
+                <w:rFonts w:ascii="Arial" w:hAnsi="Arial" w:eastAsia="Arial"/>
+                <w:b w:val="0"/>
+                <w:sz w:val="14"/>
+              </w:rPr>
+              <w:t>BoS / ChoCh / IDM</w:t>
+            </w:r>
+          </w:p>
+        </w:tc>
+        <w:tc>
+          <w:tcPr>
+            <w:tcW w:type="dxa" w:w="5386"/>
+          </w:tcPr>
+          <w:p>
+            <w:r/>
+            <w:r>
+              <w:rPr>
+                <w:rFonts w:ascii="Arial" w:hAnsi="Arial" w:eastAsia="Arial"/>
+                <w:b w:val="0"/>
+                <w:sz w:val="14"/>
+              </w:rPr>
+              <w:t>Структура (кружок у BoS/ChoCh)</w:t>
+            </w:r>
+          </w:p>
+        </w:tc>
+        <w:tc>
+          <w:tcPr>
+            <w:tcW w:type="dxa" w:w="2551"/>
+          </w:tcPr>
+          <w:p>
+            <w:r/>
+            <w:r>
+              <w:rPr>
+                <w:rFonts w:ascii="Arial" w:hAnsi="Arial" w:eastAsia="Arial"/>
+                <w:b w:val="0"/>
+                <w:sz w:val="14"/>
+              </w:rPr>
+              <w:t>Не вход сами</w:t>
+            </w:r>
+          </w:p>
+        </w:tc>
+      </w:tr>
+      <w:tr>
+        <w:tc>
+          <w:tcPr>
+            <w:tcW w:type="dxa" w:w="2381"/>
+          </w:tcPr>
+          <w:p>
+            <w:r/>
+            <w:r>
+              <w:rPr>
+                <w:rFonts w:ascii="Arial" w:hAnsi="Arial" w:eastAsia="Arial"/>
+                <w:b w:val="0"/>
+                <w:sz w:val="14"/>
+              </w:rPr>
+              <w:t>Live …</w:t>
+            </w:r>
+          </w:p>
+        </w:tc>
+        <w:tc>
+          <w:tcPr>
+            <w:tcW w:type="dxa" w:w="5386"/>
+          </w:tcPr>
+          <w:p>
+            <w:r/>
+            <w:r>
+              <w:rPr>
+                <w:rFonts w:ascii="Arial" w:hAnsi="Arial" w:eastAsia="Arial"/>
+                <w:b w:val="0"/>
+                <w:sz w:val="14"/>
+              </w:rPr>
+              <w:t>Пунктир на открытой свече</w:t>
+            </w:r>
+          </w:p>
+        </w:tc>
+        <w:tc>
+          <w:tcPr>
+            <w:tcW w:type="dxa" w:w="2551"/>
+          </w:tcPr>
+          <w:p>
+            <w:r/>
+            <w:r>
+              <w:rPr>
+                <w:rFonts w:ascii="Arial" w:hAnsi="Arial" w:eastAsia="Arial"/>
+                <w:b w:val="0"/>
+                <w:sz w:val="14"/>
+              </w:rPr>
+              <w:t>НЕТ до закрытия</w:t>
+            </w:r>
+          </w:p>
+        </w:tc>
+      </w:tr>
+      <w:tr>
+        <w:tc>
+          <w:tcPr>
+            <w:tcW w:type="dxa" w:w="2381"/>
           </w:tcPr>
           <w:p>
             <w:r/>
@@ -406,7 +448,7 @@
         </w:tc>
         <w:tc>
           <w:tcPr>
-            <w:tcW w:type="dxa" w:w="5953"/>
+            <w:tcW w:type="dxa" w:w="5386"/>
           </w:tcPr>
           <w:p>
             <w:r/>
@@ -416,13 +458,13 @@
                 <w:b w:val="0"/>
                 <w:sz w:val="14"/>
               </w:rPr>
-              <w:t>Бирюза — покупки, красный — продажи (фон по истории)</w:t>
+              <w:t>Бирюза покупка / красный продажа</w:t>
             </w:r>
           </w:p>
         </w:tc>
         <w:tc>
           <w:tcPr>
-            <w:tcW w:type="dxa" w:w="2098"/>
+            <w:tcW w:type="dxa" w:w="2551"/>
           </w:tcPr>
           <w:p>
             <w:r/>
@@ -432,7 +474,7 @@
                 <w:b w:val="0"/>
                 <w:sz w:val="14"/>
               </w:rPr>
-              <w:t>Только фильтр</w:t>
+              <w:t>Фильтр фона</w:t>
             </w:r>
           </w:p>
         </w:tc>
@@ -440,7 +482,7 @@
       <w:tr>
         <w:tc>
           <w:tcPr>
-            <w:tcW w:type="dxa" w:w="2268"/>
+            <w:tcW w:type="dxa" w:w="2381"/>
           </w:tcPr>
           <w:p>
             <w:r/>
@@ -450,13 +492,13 @@
                 <w:b w:val="0"/>
                 <w:sz w:val="14"/>
               </w:rPr>
-              <w:t>BoS (кружок)</w:t>
+              <w:t>Серая стрелка</w:t>
             </w:r>
           </w:p>
         </w:tc>
         <w:tc>
           <w:tcPr>
-            <w:tcW w:type="dxa" w:w="5953"/>
+            <w:tcW w:type="dxa" w:w="5386"/>
           </w:tcPr>
           <w:p>
             <w:r/>
@@ -466,13 +508,13 @@
                 <w:b w:val="0"/>
                 <w:sz w:val="14"/>
               </w:rPr>
-              <w:t>Закрытие за экстремумом по тренду</w:t>
+              <w:t>«НЕ ОТКРЫВАТЬ» + причина</w:t>
             </w:r>
           </w:p>
         </w:tc>
         <w:tc>
           <w:tcPr>
-            <w:tcW w:type="dxa" w:w="2098"/>
+            <w:tcW w:type="dxa" w:w="2551"/>
           </w:tcPr>
           <w:p>
             <w:r/>
@@ -482,257 +524,7 @@
                 <w:b w:val="0"/>
                 <w:sz w:val="14"/>
               </w:rPr>
-              <w:t>Нет, только структура</w:t>
-            </w:r>
-          </w:p>
-        </w:tc>
-      </w:tr>
-      <w:tr>
-        <w:tc>
-          <w:tcPr>
-            <w:tcW w:type="dxa" w:w="2268"/>
-          </w:tcPr>
-          <w:p>
-            <w:r/>
-            <w:r>
-              <w:rPr>
-                <w:rFonts w:ascii="Arial" w:hAnsi="Arial" w:eastAsia="Arial"/>
-                <w:b w:val="0"/>
-                <w:sz w:val="14"/>
-              </w:rPr>
-              <w:t>ChoCh</w:t>
-            </w:r>
-          </w:p>
-        </w:tc>
-        <w:tc>
-          <w:tcPr>
-            <w:tcW w:type="dxa" w:w="5953"/>
-          </w:tcPr>
-          <w:p>
-            <w:r/>
-            <w:r>
-              <w:rPr>
-                <w:rFonts w:ascii="Arial" w:hAnsi="Arial" w:eastAsia="Arial"/>
-                <w:b w:val="0"/>
-                <w:sz w:val="14"/>
-              </w:rPr>
-              <w:t>Первое закрытие против тренда</w:t>
-            </w:r>
-          </w:p>
-        </w:tc>
-        <w:tc>
-          <w:tcPr>
-            <w:tcW w:type="dxa" w:w="2098"/>
-          </w:tcPr>
-          <w:p>
-            <w:r/>
-            <w:r>
-              <w:rPr>
-                <w:rFonts w:ascii="Arial" w:hAnsi="Arial" w:eastAsia="Arial"/>
-                <w:b w:val="0"/>
-                <w:sz w:val="14"/>
-              </w:rPr>
-              <w:t>Старое направление не брать</w:t>
-            </w:r>
-          </w:p>
-        </w:tc>
-      </w:tr>
-      <w:tr>
-        <w:tc>
-          <w:tcPr>
-            <w:tcW w:type="dxa" w:w="2268"/>
-          </w:tcPr>
-          <w:p>
-            <w:r/>
-            <w:r>
-              <w:rPr>
-                <w:rFonts w:ascii="Arial" w:hAnsi="Arial" w:eastAsia="Arial"/>
-                <w:b w:val="0"/>
-                <w:sz w:val="14"/>
-              </w:rPr>
-              <w:t>IDM</w:t>
-            </w:r>
-          </w:p>
-        </w:tc>
-        <w:tc>
-          <w:tcPr>
-            <w:tcW w:type="dxa" w:w="5953"/>
-          </w:tcPr>
-          <w:p>
-            <w:r/>
-            <w:r>
-              <w:rPr>
-                <w:rFonts w:ascii="Arial" w:hAnsi="Arial" w:eastAsia="Arial"/>
-                <w:b w:val="0"/>
-                <w:sz w:val="14"/>
-              </w:rPr>
-              <w:t>Первый откат после слома; пока не сняли фитилём — слом сырой</w:t>
-            </w:r>
-          </w:p>
-        </w:tc>
-        <w:tc>
-          <w:tcPr>
-            <w:tcW w:type="dxa" w:w="2098"/>
-          </w:tcPr>
-          <w:p>
-            <w:r/>
-            <w:r>
-              <w:rPr>
-                <w:rFonts w:ascii="Arial" w:hAnsi="Arial" w:eastAsia="Arial"/>
-                <w:b w:val="0"/>
-                <w:sz w:val="14"/>
-              </w:rPr>
-              <w:t>Нет</w:t>
-            </w:r>
-          </w:p>
-        </w:tc>
-      </w:tr>
-      <w:tr>
-        <w:tc>
-          <w:tcPr>
-            <w:tcW w:type="dxa" w:w="2268"/>
-          </w:tcPr>
-          <w:p>
-            <w:r/>
-            <w:r>
-              <w:rPr>
-                <w:rFonts w:ascii="Arial" w:hAnsi="Arial" w:eastAsia="Arial"/>
-                <w:b w:val="0"/>
-                <w:sz w:val="14"/>
-              </w:rPr>
-              <w:t>FVG / сессии / EQH / PDH</w:t>
-            </w:r>
-          </w:p>
-        </w:tc>
-        <w:tc>
-          <w:tcPr>
-            <w:tcW w:type="dxa" w:w="5953"/>
-          </w:tcPr>
-          <w:p>
-            <w:r/>
-            <w:r>
-              <w:rPr>
-                <w:rFonts w:ascii="Arial" w:hAnsi="Arial" w:eastAsia="Arial"/>
-                <w:b w:val="0"/>
-                <w:sz w:val="14"/>
-              </w:rPr>
-              <w:t>Контекст</w:t>
-            </w:r>
-          </w:p>
-        </w:tc>
-        <w:tc>
-          <w:tcPr>
-            <w:tcW w:type="dxa" w:w="2098"/>
-          </w:tcPr>
-          <w:p>
-            <w:r/>
-            <w:r>
-              <w:rPr>
-                <w:rFonts w:ascii="Arial" w:hAnsi="Arial" w:eastAsia="Arial"/>
-                <w:b w:val="0"/>
-                <w:sz w:val="14"/>
-              </w:rPr>
-              <w:t>Нет</w:t>
-            </w:r>
-          </w:p>
-        </w:tc>
-      </w:tr>
-      <w:tr>
-        <w:tc>
-          <w:tcPr>
-            <w:tcW w:type="dxa" w:w="2268"/>
-          </w:tcPr>
-          <w:p>
-            <w:r/>
-            <w:r>
-              <w:rPr>
-                <w:rFonts w:ascii="Arial" w:hAnsi="Arial" w:eastAsia="Arial"/>
-                <w:b w:val="0"/>
-                <w:sz w:val="14"/>
-              </w:rPr>
-              <w:t>Свечи Tools</w:t>
-            </w:r>
-          </w:p>
-        </w:tc>
-        <w:tc>
-          <w:tcPr>
-            <w:tcW w:type="dxa" w:w="5953"/>
-          </w:tcPr>
-          <w:p>
-            <w:r/>
-            <w:r>
-              <w:rPr>
-                <w:rFonts w:ascii="Arial" w:hAnsi="Arial" w:eastAsia="Arial"/>
-                <w:b w:val="0"/>
-                <w:sz w:val="14"/>
-              </w:rPr>
-              <w:t>Зел/красн = сильная; голуб/фиол = слабая; голуб/малин = длинная тень</w:t>
-            </w:r>
-          </w:p>
-        </w:tc>
-        <w:tc>
-          <w:tcPr>
-            <w:tcW w:type="dxa" w:w="2098"/>
-          </w:tcPr>
-          <w:p>
-            <w:r/>
-            <w:r>
-              <w:rPr>
-                <w:rFonts w:ascii="Arial" w:hAnsi="Arial" w:eastAsia="Arial"/>
-                <w:b w:val="0"/>
-                <w:sz w:val="14"/>
-              </w:rPr>
-              <w:t>Только у своего блока</w:t>
-            </w:r>
-          </w:p>
-        </w:tc>
-      </w:tr>
-      <w:tr>
-        <w:tc>
-          <w:tcPr>
-            <w:tcW w:type="dxa" w:w="2268"/>
-          </w:tcPr>
-          <w:p>
-            <w:r/>
-            <w:r>
-              <w:rPr>
-                <w:rFonts w:ascii="Arial" w:hAnsi="Arial" w:eastAsia="Arial"/>
-                <w:b w:val="0"/>
-                <w:sz w:val="14"/>
-              </w:rPr>
-              <w:t>Стрелка + %</w:t>
-            </w:r>
-          </w:p>
-        </w:tc>
-        <w:tc>
-          <w:tcPr>
-            <w:tcW w:type="dxa" w:w="5953"/>
-          </w:tcPr>
-          <w:p>
-            <w:r/>
-            <w:r>
-              <w:rPr>
-                <w:rFonts w:ascii="Arial" w:hAnsi="Arial" w:eastAsia="Arial"/>
-                <w:b w:val="0"/>
-                <w:sz w:val="14"/>
-              </w:rPr>
-              <w:t>Tools после закрытия свечи у живого OB</w:t>
-            </w:r>
-          </w:p>
-        </w:tc>
-        <w:tc>
-          <w:tcPr>
-            <w:tcW w:type="dxa" w:w="2098"/>
-          </w:tcPr>
-          <w:p>
-            <w:r/>
-            <w:r>
-              <w:rPr>
-                <w:rFonts w:ascii="Arial" w:hAnsi="Arial" w:eastAsia="Arial"/>
-                <w:b w:val="0"/>
-                <w:sz w:val="14"/>
-              </w:rPr>
-              <w:t>Кандидат, ордер вручную</w:t>
+              <w:t>НЕТ</w:t>
             </w:r>
           </w:p>
         </w:tc>
@@ -740,16 +532,16 @@
     </w:tbl>
     <w:p>
       <w:pPr>
-        <w:spacing w:before="100" w:after="40"/>
+        <w:spacing w:before="80" w:after="20"/>
       </w:pPr>
       <w:r>
         <w:rPr>
           <w:rFonts w:ascii="Arial" w:hAnsi="Arial" w:eastAsia="Arial"/>
           <w:b/>
           <w:color w:val="143C78"/>
-          <w:sz w:val="20"/>
+          <w:sz w:val="19"/>
         </w:rPr>
-        <w:t>5. Алгоритм, когда появилась стрелка</w:t>
+        <w:t>3. Алгоритм при стрелке</w:t>
       </w:r>
     </w:p>
     <w:p>
@@ -757,16 +549,16 @@
         <w:rPr>
           <w:rFonts w:ascii="Arial" w:hAnsi="Arial" w:eastAsia="Arial"/>
           <w:b/>
-          <w:sz w:val="18"/>
+          <w:sz w:val="17"/>
         </w:rPr>
-        <w:t>Шаг 1. Проверка</w:t>
+        <w:t>Шаг 1. Комментарий = ОТКРЫВАТЬ? Если НЕ ОТКРЫВАТЬ — стоп, причин достаточно.</w:t>
       </w:r>
     </w:p>
     <w:p>
       <w:pPr>
         <w:pStyle w:val="ListBullet"/>
         <w:spacing w:after="0" w:before="0"/>
-        <w:ind w:left="198"/>
+        <w:ind w:left="170"/>
       </w:pPr>
       <w:r>
         <w:rPr>
@@ -774,14 +566,14 @@
           <w:b w:val="0"/>
           <w:sz w:val="16"/>
         </w:rPr>
-        <w:t>Стрелка на закрытой свече (не Live-пунктир).</w:t>
+        <w:t>ChoCh/тренд против · все HTF против · OB-IDM против импульсной ноги (≥1.5 ATR / 5 бар)</w:t>
       </w:r>
     </w:p>
     <w:p>
       <w:pPr>
         <w:pStyle w:val="ListBullet"/>
         <w:spacing w:after="0" w:before="0"/>
-        <w:ind w:left="198"/>
+        <w:ind w:left="170"/>
       </w:pPr>
       <w:r>
         <w:rPr>
@@ -789,52 +581,7 @@
           <w:b w:val="0"/>
           <w:sz w:val="16"/>
         </w:rPr>
-        <w:t>Тренд / ChoCh не против сделки.</w:t>
-      </w:r>
-    </w:p>
-    <w:p>
-      <w:pPr>
-        <w:pStyle w:val="ListBullet"/>
-        <w:spacing w:after="0" w:before="0"/>
-        <w:ind w:left="198"/>
-      </w:pPr>
-      <w:r>
-        <w:rPr>
-          <w:rFonts w:ascii="Arial" w:hAnsi="Arial" w:eastAsia="Arial"/>
-          <w:b w:val="0"/>
-          <w:sz w:val="16"/>
-        </w:rPr>
-        <w:t>Блок = свежий бычий OB-EXT/OB-IDM (покупка) или медвежий (продажа).</w:t>
-      </w:r>
-    </w:p>
-    <w:p>
-      <w:pPr>
-        <w:pStyle w:val="ListBullet"/>
-        <w:spacing w:after="0" w:before="0"/>
-        <w:ind w:left="198"/>
-      </w:pPr>
-      <w:r>
-        <w:rPr>
-          <w:rFonts w:ascii="Arial" w:hAnsi="Arial" w:eastAsia="Arial"/>
-          <w:b w:val="0"/>
-          <w:sz w:val="16"/>
-        </w:rPr>
-        <w:t>На зоне НЕ написано SMT и НЕ Previous OB-EXT.</w:t>
-      </w:r>
-    </w:p>
-    <w:p>
-      <w:pPr>
-        <w:pStyle w:val="ListBullet"/>
-        <w:spacing w:after="0" w:before="0"/>
-        <w:ind w:left="198"/>
-      </w:pPr>
-      <w:r>
-        <w:rPr>
-          <w:rFonts w:ascii="Arial" w:hAnsi="Arial" w:eastAsia="Arial"/>
-          <w:b w:val="0"/>
-          <w:sz w:val="16"/>
-        </w:rPr>
-        <w:t>Свеча тестирует этот блок (или возврат после пробоя).</w:t>
+        <w:t>Стоп &lt; 2 спреда (или N×ATR) · окно новостей ±30 мин · SMT / Previous</w:t>
       </w:r>
     </w:p>
     <w:p>
@@ -842,9 +589,9 @@
         <w:rPr>
           <w:rFonts w:ascii="Arial" w:hAnsi="Arial" w:eastAsia="Arial"/>
           <w:b/>
-          <w:sz w:val="18"/>
+          <w:sz w:val="17"/>
         </w:rPr>
-        <w:t>Шаг 2. Риск (100% = ваш обычный риск на одну сделку, не депозит)</w:t>
+        <w:t>Шаг 2. Риск (100% = ваш обычный риск на сделку). 100% только если тренд+HTF+нет ChoCh против; иначе ≤50%.</w:t>
       </w:r>
     </w:p>
     <w:tbl>
@@ -855,9 +602,9 @@
         <w:tblLook w:firstColumn="1" w:firstRow="1" w:lastColumn="0" w:lastRow="0" w:noHBand="0" w:noVBand="1" w:val="04A0"/>
       </w:tblPr>
       <w:tblGrid>
-        <w:gridCol w:w="3477"/>
-        <w:gridCol w:w="3477"/>
-        <w:gridCol w:w="3477"/>
+        <w:gridCol w:w="3515"/>
+        <w:gridCol w:w="3515"/>
+        <w:gridCol w:w="3515"/>
       </w:tblGrid>
       <w:tr>
         <w:tc>
@@ -871,7 +618,7 @@
               <w:rPr>
                 <w:rFonts w:ascii="Arial" w:hAnsi="Arial" w:eastAsia="Arial"/>
                 <w:b/>
-                <w:sz w:val="16"/>
+                <w:sz w:val="15"/>
               </w:rPr>
             </w:r>
           </w:p>
@@ -887,7 +634,7 @@
               <w:rPr>
                 <w:rFonts w:ascii="Arial" w:hAnsi="Arial" w:eastAsia="Arial"/>
                 <w:b/>
-                <w:sz w:val="16"/>
+                <w:sz w:val="15"/>
               </w:rPr>
               <w:t>OB-EXT</w:t>
             </w:r>
@@ -904,7 +651,7 @@
               <w:rPr>
                 <w:rFonts w:ascii="Arial" w:hAnsi="Arial" w:eastAsia="Arial"/>
                 <w:b/>
-                <w:sz w:val="16"/>
+                <w:sz w:val="15"/>
               </w:rPr>
               <w:t>OB-IDM</w:t>
             </w:r>
@@ -940,7 +687,7 @@
                 <w:b w:val="0"/>
                 <w:sz w:val="14"/>
               </w:rPr>
-              <w:t>100% / 50%</w:t>
+              <w:t>100%* / 50%</w:t>
             </w:r>
           </w:p>
         </w:tc>
@@ -990,7 +737,7 @@
                 <w:b w:val="0"/>
                 <w:sz w:val="14"/>
               </w:rPr>
-              <w:t>100% / 50%</w:t>
+              <w:t>100%* / 50%</w:t>
             </w:r>
           </w:p>
         </w:tc>
@@ -1016,8 +763,18 @@
       <w:r>
         <w:rPr>
           <w:rFonts w:ascii="Arial" w:hAnsi="Arial" w:eastAsia="Arial"/>
+          <w:b w:val="0"/>
+          <w:sz w:val="15"/>
+        </w:rPr>
+        <w:t>*100% урезается до ≤50%, если нет полного совпадения фильтров.</w:t>
+      </w:r>
+    </w:p>
+    <w:p>
+      <w:r>
+        <w:rPr>
+          <w:rFonts w:ascii="Arial" w:hAnsi="Arial" w:eastAsia="Arial"/>
           <w:b/>
-          <w:sz w:val="18"/>
+          <w:sz w:val="17"/>
         </w:rPr>
         <w:t>Шаг 3–4. Покупка / продажа</w:t>
       </w:r>
@@ -1026,7 +783,7 @@
       <w:pPr>
         <w:pStyle w:val="ListBullet"/>
         <w:spacing w:after="0" w:before="0"/>
-        <w:ind w:left="198"/>
+        <w:ind w:left="170"/>
       </w:pPr>
       <w:r>
         <w:rPr>
@@ -1034,14 +791,14 @@
           <w:b w:val="0"/>
           <w:sz w:val="16"/>
         </w:rPr>
-        <w:t>Вход ≈ закрытие сигнальной свечи (или линии Tools).</w:t>
+        <w:t>Вход ≈ закрытие сигнальной свечи. Стоп: за блок / большую свечу / экстремум после теста.</w:t>
       </w:r>
     </w:p>
     <w:p>
       <w:pPr>
         <w:pStyle w:val="ListBullet"/>
         <w:spacing w:after="0" w:before="0"/>
-        <w:ind w:left="198"/>
+        <w:ind w:left="170"/>
       </w:pPr>
       <w:r>
         <w:rPr>
@@ -1049,14 +806,62 @@
           <w:b w:val="0"/>
           <w:sz w:val="16"/>
         </w:rPr>
-        <w:t>Покупка: стоп ниже блока / большой свечи / экстремума после теста. Тейк 1:1 вверх.</w:t>
+        <w:t>Тейк 1:1 = дистанция стопа. Дальний тейк ≥ 1:2: противоположная зона OB, иначе свинг, иначе жёстко 1:2. Может обновляться с рынком. База выхода — 1:1.</w:t>
+      </w:r>
+    </w:p>
+    <w:p>
+      <w:r>
+        <w:rPr>
+          <w:rFonts w:ascii="Arial" w:hAnsi="Arial" w:eastAsia="Arial"/>
+          <w:b/>
+          <w:sz w:val="17"/>
+        </w:rPr>
+        <w:t>Шаг 5. После входа: стоп и 1:1 сразу; не двигать, не усреднять. Шаг 6. После стопа: один повтор (свип + новая свеча). Второй стоп — зона закрыта.</w:t>
+      </w:r>
+    </w:p>
+    <w:p>
+      <w:pPr>
+        <w:spacing w:before="80" w:after="20"/>
+      </w:pPr>
+      <w:r>
+        <w:rPr>
+          <w:rFonts w:ascii="Arial" w:hAnsi="Arial" w:eastAsia="Arial"/>
+          <w:b/>
+          <w:color w:val="143C78"/>
+          <w:sz w:val="19"/>
+        </w:rPr>
+        <w:t>4. Свечи Tools</w:t>
+      </w:r>
+    </w:p>
+    <w:p>
+      <w:r>
+        <w:rPr>
+          <w:rFonts w:ascii="Arial" w:hAnsi="Arial" w:eastAsia="Arial"/>
+          <w:b w:val="0"/>
+          <w:sz w:val="17"/>
+        </w:rPr>
+        <w:t>Зелёная/красная = сильная SMC. Голубая/фиолетовая = слабая Velocity. Голубая/малиновая High Wick = длинная тень (не вход сама по себе).</w:t>
+      </w:r>
+    </w:p>
+    <w:p>
+      <w:pPr>
+        <w:spacing w:before="80" w:after="20"/>
+      </w:pPr>
+      <w:r>
+        <w:rPr>
+          <w:rFonts w:ascii="Arial" w:hAnsi="Arial" w:eastAsia="Arial"/>
+          <w:b/>
+          <w:color w:val="143C78"/>
+          <w:sz w:val="19"/>
+        </w:rPr>
+        <w:t>5. Наглядность</w:t>
       </w:r>
     </w:p>
     <w:p>
       <w:pPr>
         <w:pStyle w:val="ListBullet"/>
         <w:spacing w:after="0" w:before="0"/>
-        <w:ind w:left="198"/>
+        <w:ind w:left="170"/>
       </w:pPr>
       <w:r>
         <w:rPr>
@@ -1064,39 +869,49 @@
           <w:b w:val="0"/>
           <w:sz w:val="16"/>
         </w:rPr>
-        <w:t>Продажа: стоп выше зеркально. Тейк 1:1 вниз. Дальний тейк — ориентир; база — 1:1.</w:t>
-      </w:r>
-    </w:p>
-    <w:p>
-      <w:r>
-        <w:rPr>
-          <w:rFonts w:ascii="Arial" w:hAnsi="Arial" w:eastAsia="Arial"/>
-          <w:b/>
-          <w:sz w:val="18"/>
-        </w:rPr>
-        <w:t>Шаг 5. После входа: стоп и тейк сразу; не двигать, не усреднять, не «половину по пути».</w:t>
-      </w:r>
-    </w:p>
-    <w:p>
-      <w:r>
-        <w:rPr>
-          <w:rFonts w:ascii="Arial" w:hAnsi="Arial" w:eastAsia="Arial"/>
-          <w:b/>
-          <w:sz w:val="18"/>
-        </w:rPr>
-        <w:t>Шаг 6. После стопа: один повтор (свип + новая свеча, риск по таблице). Второй стоп — зона закрыта.</w:t>
+        <w:t>Затухание к фону: с 4-го часа, скрытие к 48 ч (настраивается). Серый «НЕ ОТКРЫВАТЬ» — отказ, не возраст.</w:t>
       </w:r>
     </w:p>
     <w:p>
       <w:pPr>
-        <w:spacing w:before="100" w:after="40"/>
+        <w:pStyle w:val="ListBullet"/>
+        <w:spacing w:after="0" w:before="0"/>
+        <w:ind w:left="170"/>
+      </w:pPr>
+      <w:r>
+        <w:rPr>
+          <w:rFonts w:ascii="Arial" w:hAnsi="Arial" w:eastAsia="Arial"/>
+          <w:b w:val="0"/>
+          <w:sz w:val="16"/>
+        </w:rPr>
+        <w:t>После обновления правил удалите Common/Files/ASmart_signals_*.csv и переставьте индикаторы.</w:t>
+      </w:r>
+    </w:p>
+    <w:p>
+      <w:pPr>
+        <w:pStyle w:val="ListBullet"/>
+        <w:spacing w:after="0" w:before="0"/>
+        <w:ind w:left="170"/>
+      </w:pPr>
+      <w:r>
+        <w:rPr>
+          <w:rFonts w:ascii="Arial" w:hAnsi="Arial" w:eastAsia="Arial"/>
+          <w:b w:val="0"/>
+          <w:sz w:val="16"/>
+        </w:rPr>
+        <w:t>Журнал: Common/Files/ASmart_journal_СИМВОЛ.csv</w:t>
+      </w:r>
+    </w:p>
+    <w:p>
+      <w:pPr>
+        <w:spacing w:before="80" w:after="20"/>
       </w:pPr>
       <w:r>
         <w:rPr>
           <w:rFonts w:ascii="Arial" w:hAnsi="Arial" w:eastAsia="Arial"/>
           <w:b/>
           <w:color w:val="143C78"/>
-          <w:sz w:val="20"/>
+          <w:sz w:val="19"/>
         </w:rPr>
         <w:t>6. Жёсткое «нет»</w:t>
       </w:r>
@@ -1106,28 +921,28 @@
         <w:rPr>
           <w:rFonts w:ascii="Arial" w:hAnsi="Arial" w:eastAsia="Arial"/>
           <w:b w:val="0"/>
-          <w:sz w:val="18"/>
+          <w:sz w:val="17"/>
         </w:rPr>
-        <w:t>Свеча без блока · блок без закрытой свечи · SMT · Previous OB-EXT · против ChoCh/тренда · Live-пунктир · третья попытка · тейк «куда дойдёт» · доливка.</w:t>
+        <w:t>Свеча без блока · блок без закрытой свечи · SMT · Previous · Live · против ChoCh/HTF/импульса · новости · микро-стоп · третья попытка · тейк «куда дойдёт» · доливка.</w:t>
       </w:r>
     </w:p>
     <w:p>
       <w:pPr>
-        <w:spacing w:before="80"/>
+        <w:spacing w:before="60"/>
       </w:pPr>
       <w:r>
         <w:rPr>
           <w:rFonts w:ascii="Arial" w:hAnsi="Arial" w:eastAsia="Arial"/>
           <w:b w:val="0"/>
           <w:color w:val="5A5A5A"/>
-          <w:sz w:val="16"/>
+          <w:sz w:val="15"/>
         </w:rPr>
-        <w:t>Стрелка ≠ заявка. Алерт только у Tools на сигнал. История может пересчитаться — торгуйте закрытую свечу.</w:t>
+        <w:t>Стрелка ≠ заявка. Торгуйте только ОТКРЫВАТЬ на закрытой свече. История без будущего; фиксация стрелок честная.</w:t>
       </w:r>
     </w:p>
     <w:sectPr>
       <w:pgSz w:w="11906" w:h="16838"/>
-      <w:pgMar w:top="567" w:right="737" w:bottom="567" w:left="737" w:header="720" w:footer="720" w:gutter="0"/>
+      <w:pgMar w:top="567" w:right="680" w:bottom="567" w:left="680" w:header="720" w:footer="720" w:gutter="0"/>
       <w:cols w:space="720"/>
       <w:docGrid w:linePitch="360"/>
     </w:sectPr>
@@ -1499,11 +1314,11 @@
     <w:qFormat/>
     <w:rsid w:val="00FC693F"/>
     <w:pPr>
-      <w:spacing w:after="40" w:before="0" w:line="252" w:lineRule="auto"/>
+      <w:spacing w:after="20" w:before="0" w:line="245" w:lineRule="auto"/>
     </w:pPr>
     <w:rPr>
       <w:rFonts w:ascii="Arial" w:hAnsi="Arial" w:eastAsia="Arial"/>
-      <w:sz w:val="18"/>
+      <w:sz w:val="17"/>
     </w:rPr>
   </w:style>
   <w:style w:type="paragraph" w:styleId="Header">
